--- a/Akwasi_Aidoo_CV.docx
+++ b/Akwasi_Aidoo_CV.docx
@@ -1,28 +1,25 @@
 
 <file path=word/document.xml><?xml version="1.0" encoding="utf-8"?>
-<w:document xmlns:wpc="http://schemas.microsoft.com/office/word/2010/wordprocessingCanvas" xmlns:mc="http://schemas.openxmlformats.org/markup-compatibility/2006" xmlns:o="urn:schemas-microsoft-com:office:office" xmlns:r="http://schemas.openxmlformats.org/officeDocument/2006/relationships" xmlns:m="http://schemas.openxmlformats.org/officeDocument/2006/math" xmlns:v="urn:schemas-microsoft-com:vml" xmlns:wp14="http://schemas.microsoft.com/office/word/2010/wordprocessingDrawing" xmlns:wp="http://schemas.openxmlformats.org/drawingml/2006/wordprocessingDrawing" xmlns:w10="urn:schemas-microsoft-com:office:word" xmlns:w="http://schemas.openxmlformats.org/wordprocessingml/2006/main" xmlns:w14="http://schemas.microsoft.com/office/word/2010/wordml" xmlns:w15="http://schemas.microsoft.com/office/word/2012/wordml" xmlns:wpg="http://schemas.microsoft.com/office/word/2010/wordprocessingGroup" xmlns:wpi="http://schemas.microsoft.com/office/word/2010/wordprocessingInk" xmlns:wne="http://schemas.microsoft.com/office/word/2006/wordml" xmlns:wps="http://schemas.microsoft.com/office/word/2010/wordprocessingShape" xmlns:cx="http://schemas.microsoft.com/office/drawing/2014/chartex" xmlns:cx1="http://schemas.microsoft.com/office/drawing/2015/9/8/chartex" xmlns:cx2="http://schemas.microsoft.com/office/drawing/2015/10/21/chartex" xmlns:cx3="http://schemas.microsoft.com/office/drawing/2016/5/9/chartex" xmlns:cx4="http://schemas.microsoft.com/office/drawing/2016/5/10/chartex" xmlns:cx5="http://schemas.microsoft.com/office/drawing/2016/5/11/chartex" xmlns:cx6="http://schemas.microsoft.com/office/drawing/2016/5/12/chartex" xmlns:cx7="http://schemas.microsoft.com/office/drawing/2016/5/13/chartex" xmlns:cx8="http://schemas.microsoft.com/office/drawing/2016/5/14/chartex" xmlns:aink="http://schemas.microsoft.com/office/drawing/2016/ink" xmlns:am3d="http://schemas.microsoft.com/office/drawing/2017/model3d" xmlns:w16cex="http://schemas.microsoft.com/office/word/2018/wordml/cex" xmlns:w16cid="http://schemas.microsoft.com/office/word/2016/wordml/cid" xmlns:w16="http://schemas.microsoft.com/office/word/2018/wordml" xmlns:w16sdtdh="http://schemas.microsoft.com/office/word/2020/wordml/sdtdatahash" xmlns:w16se="http://schemas.microsoft.com/office/word/2015/wordml/symex" mc:Ignorable="w14 w15 wp14">
+<w:document xmlns:wpc="http://schemas.microsoft.com/office/word/2010/wordprocessingCanvas" xmlns:cx="http://schemas.microsoft.com/office/drawing/2014/chartex" xmlns:cx1="http://schemas.microsoft.com/office/drawing/2015/9/8/chartex" xmlns:cx2="http://schemas.microsoft.com/office/drawing/2015/10/21/chartex" xmlns:cx3="http://schemas.microsoft.com/office/drawing/2016/5/9/chartex" xmlns:cx4="http://schemas.microsoft.com/office/drawing/2016/5/10/chartex" xmlns:cx5="http://schemas.microsoft.com/office/drawing/2016/5/11/chartex" xmlns:cx6="http://schemas.microsoft.com/office/drawing/2016/5/12/chartex" xmlns:cx7="http://schemas.microsoft.com/office/drawing/2016/5/13/chartex" xmlns:cx8="http://schemas.microsoft.com/office/drawing/2016/5/14/chartex" xmlns:mc="http://schemas.openxmlformats.org/markup-compatibility/2006" xmlns:aink="http://schemas.microsoft.com/office/drawing/2016/ink" xmlns:am3d="http://schemas.microsoft.com/office/drawing/2017/model3d" xmlns:o="urn:schemas-microsoft-com:office:office" xmlns:oel="http://schemas.microsoft.com/office/2019/extlst" xmlns:r="http://schemas.openxmlformats.org/officeDocument/2006/relationships" xmlns:m="http://schemas.openxmlformats.org/officeDocument/2006/math" xmlns:v="urn:schemas-microsoft-com:vml" xmlns:wp14="http://schemas.microsoft.com/office/word/2010/wordprocessingDrawing" xmlns:wp="http://schemas.openxmlformats.org/drawingml/2006/wordprocessingDrawing" xmlns:w10="urn:schemas-microsoft-com:office:word" xmlns:w="http://schemas.openxmlformats.org/wordprocessingml/2006/main" xmlns:w14="http://schemas.microsoft.com/office/word/2010/wordml" xmlns:w15="http://schemas.microsoft.com/office/word/2012/wordml" xmlns:w16cex="http://schemas.microsoft.com/office/word/2018/wordml/cex" xmlns:w16cid="http://schemas.microsoft.com/office/word/2016/wordml/cid" xmlns:w16="http://schemas.microsoft.com/office/word/2018/wordml" xmlns:w16du="http://schemas.microsoft.com/office/word/2023/wordml/word16du" xmlns:w16sdtdh="http://schemas.microsoft.com/office/word/2020/wordml/sdtdatahash" xmlns:w16sdtfl="http://schemas.microsoft.com/office/word/2024/wordml/sdtformatlock" xmlns:w16se="http://schemas.microsoft.com/office/word/2015/wordml/symex" xmlns:wpg="http://schemas.microsoft.com/office/word/2010/wordprocessingGroup" xmlns:wpi="http://schemas.microsoft.com/office/word/2010/wordprocessingInk" xmlns:wne="http://schemas.microsoft.com/office/word/2006/wordml" xmlns:wps="http://schemas.microsoft.com/office/word/2010/wordprocessingShape" mc:Ignorable="w14 w15 w16se w16cid w16 w16cex w16sdtdh w16sdtfl w16du wp14">
   <w:body>
     <w:p>
       <w:pPr>
-        <w:spacing w:before="0" w:after="40"/>
-      </w:pPr>
-      <w:r>
-        <w:rPr>
-          <w:rFonts w:ascii="Arial" w:cs="Arial" w:eastAsia="Arial" w:hAnsi="Arial"/>
+        <w:spacing w:after="40"/>
+      </w:pPr>
+      <w:r>
+        <w:rPr>
           <w:b/>
           <w:bCs/>
           <w:color w:val="1B4F8A"/>
           <w:sz w:val="52"/>
           <w:szCs w:val="52"/>
         </w:rPr>
-        <w:t xml:space="preserve">AKWASI</w:t>
-      </w:r>
-      <w:r>
-        <w:rPr>
-          <w:rFonts w:ascii="Arial" w:cs="Arial" w:eastAsia="Arial" w:hAnsi="Arial"/>
-          <w:b/>
-          <w:bCs/>
-          <w:color w:val="111111"/>
+        <w:t>AKWASI</w:t>
+      </w:r>
+      <w:r>
+        <w:rPr>
+          <w:b/>
+          <w:bCs/>
           <w:sz w:val="52"/>
           <w:szCs w:val="52"/>
         </w:rPr>
@@ -31,68 +28,87 @@
     </w:p>
     <w:p>
       <w:pPr>
-        <w:spacing w:before="0" w:after="60"/>
-      </w:pPr>
-      <w:r>
-        <w:rPr>
-          <w:rFonts w:ascii="Arial" w:cs="Arial" w:eastAsia="Arial" w:hAnsi="Arial"/>
+        <w:spacing w:after="60"/>
+      </w:pPr>
+      <w:r>
+        <w:rPr>
           <w:color w:val="555555"/>
           <w:sz w:val="19"/>
           <w:szCs w:val="19"/>
         </w:rPr>
-        <w:t xml:space="preserve">London, E13  •  +44 7507 045 782  •  akwasia@icloud.com  •  </w:t>
-      </w:r>
-      <w:hyperlink w:history="1" r:id="rIdnv--53audhqxbkdsi-h1c">
+        <w:t xml:space="preserve">East </w:t>
+      </w:r>
+      <w:r>
+        <w:rPr>
+          <w:color w:val="555555"/>
+          <w:sz w:val="19"/>
+          <w:szCs w:val="19"/>
+        </w:rPr>
+        <w:t>London</w:t>
+      </w:r>
+      <w:r>
+        <w:rPr>
+          <w:color w:val="555555"/>
+          <w:sz w:val="19"/>
+          <w:szCs w:val="19"/>
+        </w:rPr>
+        <w:t>, UK</w:t>
+      </w:r>
+      <w:r>
+        <w:rPr>
+          <w:color w:val="555555"/>
+          <w:sz w:val="19"/>
+          <w:szCs w:val="19"/>
+        </w:rPr>
+        <w:t xml:space="preserve">  •  +44 7507 045 782  •  akwasia@icloud.com  •  </w:t>
+      </w:r>
+      <w:hyperlink r:id="rId5" w:history="1">
         <w:r>
           <w:rPr>
-            <w:rFonts w:ascii="Arial" w:cs="Arial" w:eastAsia="Arial" w:hAnsi="Arial"/>
             <w:color w:val="1B4F8A"/>
             <w:sz w:val="19"/>
             <w:szCs w:val="19"/>
             <w:u w:val="single"/>
           </w:rPr>
-          <w:t xml:space="preserve">akwasi.me</w:t>
+          <w:t>akwasi.me</w:t>
         </w:r>
       </w:hyperlink>
       <w:r>
         <w:rPr>
-          <w:rFonts w:ascii="Arial" w:cs="Arial" w:eastAsia="Arial" w:hAnsi="Arial"/>
           <w:color w:val="555555"/>
           <w:sz w:val="19"/>
           <w:szCs w:val="19"/>
         </w:rPr>
         <w:t xml:space="preserve">  •  </w:t>
       </w:r>
-      <w:hyperlink w:history="1" r:id="rIdvg_kkgekpxdlb2flmz7jk">
+      <w:hyperlink r:id="rId6" w:history="1">
         <w:r>
           <w:rPr>
-            <w:rFonts w:ascii="Arial" w:cs="Arial" w:eastAsia="Arial" w:hAnsi="Arial"/>
             <w:color w:val="1B4F8A"/>
             <w:sz w:val="19"/>
             <w:szCs w:val="19"/>
             <w:u w:val="single"/>
           </w:rPr>
-          <w:t xml:space="preserve">LinkedIn</w:t>
+          <w:t>LinkedIn</w:t>
         </w:r>
       </w:hyperlink>
     </w:p>
     <w:p>
       <w:pPr>
         <w:pBdr>
-          <w:bottom w:val="single" w:color="1B4F8A" w:sz="8" w:space="4"/>
+          <w:bottom w:val="single" w:sz="8" w:space="4" w:color="1B4F8A"/>
         </w:pBdr>
         <w:spacing w:before="260" w:after="80"/>
       </w:pPr>
       <w:r>
         <w:rPr>
-          <w:rFonts w:ascii="Arial" w:cs="Arial" w:eastAsia="Arial" w:hAnsi="Arial"/>
           <w:b/>
           <w:bCs/>
           <w:color w:val="1B4F8A"/>
           <w:sz w:val="24"/>
           <w:szCs w:val="24"/>
         </w:rPr>
-        <w:t xml:space="preserve">PROFESSIONAL SUMMARY</w:t>
+        <w:t>PROFESSIONAL SUMMARY</w:t>
       </w:r>
     </w:p>
     <w:p>
@@ -100,526 +116,500 @@
         <w:spacing w:before="40" w:after="40"/>
       </w:pPr>
       <w:r>
-        <w:rPr>
-          <w:rFonts w:ascii="Arial" w:cs="Arial" w:eastAsia="Arial" w:hAnsi="Arial"/>
-          <w:color w:val="111111"/>
-          <w:sz w:val="20"/>
-          <w:szCs w:val="20"/>
-        </w:rPr>
-        <w:t xml:space="preserve">Data-focused technical professional with proven experience managing IT infrastructure, growing online communities, and delivering measurable business results. Currently completing the Google Data Analytics Certificate. Seeking a junior data analyst, technical analyst, or IT operations role in London where I can apply analytical thinking and hands-on technical expertise.</w:t>
+        <w:t>Data-focused technical professional with proven experience managing IT infrastructure, growing online communities, and delivering measurable business results. Currently completing the Google Data Analytics Certificate. Seeking a junior data analyst, technical analyst, or IT operations role in London where I can apply analytical thinking and hands-on technical expertise.</w:t>
       </w:r>
     </w:p>
     <w:p>
       <w:pPr>
         <w:pBdr>
-          <w:bottom w:val="single" w:color="1B4F8A" w:sz="8" w:space="4"/>
+          <w:bottom w:val="single" w:sz="8" w:space="4" w:color="1B4F8A"/>
         </w:pBdr>
         <w:spacing w:before="260" w:after="80"/>
       </w:pPr>
       <w:r>
         <w:rPr>
-          <w:rFonts w:ascii="Arial" w:cs="Arial" w:eastAsia="Arial" w:hAnsi="Arial"/>
           <w:b/>
           <w:bCs/>
           <w:color w:val="1B4F8A"/>
           <w:sz w:val="24"/>
           <w:szCs w:val="24"/>
         </w:rPr>
-        <w:t xml:space="preserve">CORE SKILLS</w:t>
+        <w:t>CORE SKILLS</w:t>
       </w:r>
     </w:p>
     <w:tbl>
       <w:tblPr>
-        <w:tblW w:type="dxa" w:w="9360"/>
+        <w:tblW w:w="9360" w:type="dxa"/>
         <w:tblBorders>
-          <w:top w:val="single" w:color="auto" w:sz="4"/>
-          <w:left w:val="single" w:color="auto" w:sz="4"/>
-          <w:bottom w:val="single" w:color="auto" w:sz="4"/>
-          <w:right w:val="single" w:color="auto" w:sz="4"/>
-          <w:insideH w:val="single" w:color="auto" w:sz="4"/>
-          <w:insideV w:val="single" w:color="auto" w:sz="4"/>
+          <w:top w:val="single" w:sz="4" w:space="0" w:color="auto"/>
+          <w:left w:val="single" w:sz="4" w:space="0" w:color="auto"/>
+          <w:bottom w:val="single" w:sz="4" w:space="0" w:color="auto"/>
+          <w:right w:val="single" w:sz="4" w:space="0" w:color="auto"/>
+          <w:insideH w:val="single" w:sz="4" w:space="0" w:color="auto"/>
+          <w:insideV w:val="single" w:sz="4" w:space="0" w:color="auto"/>
         </w:tblBorders>
+        <w:tblCellMar>
+          <w:left w:w="10" w:type="dxa"/>
+          <w:right w:w="10" w:type="dxa"/>
+        </w:tblCellMar>
+        <w:tblLook w:val="0000" w:firstRow="0" w:lastRow="0" w:firstColumn="0" w:lastColumn="0" w:noHBand="0" w:noVBand="0"/>
       </w:tblPr>
       <w:tblGrid>
         <w:gridCol w:w="2600"/>
         <w:gridCol w:w="6760"/>
       </w:tblGrid>
       <w:tr>
+        <w:tblPrEx>
+          <w:tblCellMar>
+            <w:top w:w="0" w:type="dxa"/>
+            <w:bottom w:w="0" w:type="dxa"/>
+          </w:tblCellMar>
+        </w:tblPrEx>
         <w:tc>
           <w:tcPr>
-            <w:tcW w:type="dxa" w:w="2600"/>
+            <w:tcW w:w="2600" w:type="dxa"/>
             <w:tcBorders>
-              <w:top w:val="none" w:color="FFFFFF" w:sz="0"/>
-              <w:left w:val="none" w:color="FFFFFF" w:sz="0"/>
-              <w:bottom w:val="none" w:color="FFFFFF" w:sz="0"/>
-              <w:right w:val="none" w:color="FFFFFF" w:sz="0"/>
+              <w:top w:val="none" w:sz="0" w:space="0" w:color="FFFFFF"/>
+              <w:left w:val="none" w:sz="0" w:space="0" w:color="FFFFFF"/>
+              <w:bottom w:val="none" w:sz="0" w:space="0" w:color="FFFFFF"/>
+              <w:right w:val="none" w:sz="0" w:space="0" w:color="FFFFFF"/>
             </w:tcBorders>
             <w:tcMar>
-              <w:top w:type="dxa" w:w="60"/>
-              <w:left w:type="dxa" w:w="0"/>
-              <w:bottom w:type="dxa" w:w="60"/>
-              <w:right w:type="dxa" w:w="120"/>
+              <w:top w:w="60" w:type="dxa"/>
+              <w:left w:w="0" w:type="dxa"/>
+              <w:bottom w:w="60" w:type="dxa"/>
+              <w:right w:w="120" w:type="dxa"/>
             </w:tcMar>
           </w:tcPr>
           <w:p>
             <w:r>
               <w:rPr>
-                <w:rFonts w:ascii="Arial" w:cs="Arial" w:eastAsia="Arial" w:hAnsi="Arial"/>
                 <w:b/>
                 <w:bCs/>
                 <w:color w:val="1B4F8A"/>
-                <w:sz w:val="20"/>
-                <w:szCs w:val="20"/>
               </w:rPr>
-              <w:t xml:space="preserve">Data Analytics</w:t>
+              <w:t>Data Analytics</w:t>
             </w:r>
           </w:p>
         </w:tc>
         <w:tc>
           <w:tcPr>
-            <w:tcW w:type="dxa" w:w="6760"/>
+            <w:tcW w:w="6760" w:type="dxa"/>
             <w:tcBorders>
-              <w:top w:val="none" w:color="FFFFFF" w:sz="0"/>
-              <w:left w:val="none" w:color="FFFFFF" w:sz="0"/>
-              <w:bottom w:val="none" w:color="FFFFFF" w:sz="0"/>
-              <w:right w:val="none" w:color="FFFFFF" w:sz="0"/>
+              <w:top w:val="none" w:sz="0" w:space="0" w:color="FFFFFF"/>
+              <w:left w:val="none" w:sz="0" w:space="0" w:color="FFFFFF"/>
+              <w:bottom w:val="none" w:sz="0" w:space="0" w:color="FFFFFF"/>
+              <w:right w:val="none" w:sz="0" w:space="0" w:color="FFFFFF"/>
             </w:tcBorders>
             <w:tcMar>
-              <w:top w:type="dxa" w:w="60"/>
-              <w:left w:type="dxa" w:w="120"/>
-              <w:bottom w:type="dxa" w:w="60"/>
-              <w:right w:type="dxa" w:w="0"/>
+              <w:top w:w="60" w:type="dxa"/>
+              <w:left w:w="120" w:type="dxa"/>
+              <w:bottom w:w="60" w:type="dxa"/>
+              <w:right w:w="0" w:type="dxa"/>
+            </w:tcMar>
+          </w:tcPr>
+          <w:p>
+            <w:r>
+              <w:t>SQL, Google Sheets, Tableau, data storytelling (Google Certificate in progress)</w:t>
+            </w:r>
+          </w:p>
+        </w:tc>
+      </w:tr>
+      <w:tr>
+        <w:tblPrEx>
+          <w:tblCellMar>
+            <w:top w:w="0" w:type="dxa"/>
+            <w:bottom w:w="0" w:type="dxa"/>
+          </w:tblCellMar>
+        </w:tblPrEx>
+        <w:tc>
+          <w:tcPr>
+            <w:tcW w:w="2600" w:type="dxa"/>
+            <w:tcBorders>
+              <w:top w:val="none" w:sz="0" w:space="0" w:color="FFFFFF"/>
+              <w:left w:val="none" w:sz="0" w:space="0" w:color="FFFFFF"/>
+              <w:bottom w:val="none" w:sz="0" w:space="0" w:color="FFFFFF"/>
+              <w:right w:val="none" w:sz="0" w:space="0" w:color="FFFFFF"/>
+            </w:tcBorders>
+            <w:tcMar>
+              <w:top w:w="60" w:type="dxa"/>
+              <w:left w:w="0" w:type="dxa"/>
+              <w:bottom w:w="60" w:type="dxa"/>
+              <w:right w:w="120" w:type="dxa"/>
             </w:tcMar>
           </w:tcPr>
           <w:p>
             <w:r>
               <w:rPr>
-                <w:rFonts w:ascii="Arial" w:cs="Arial" w:eastAsia="Arial" w:hAnsi="Arial"/>
-                <w:color w:val="111111"/>
-                <w:sz w:val="20"/>
-                <w:szCs w:val="20"/>
+                <w:b/>
+                <w:bCs/>
+                <w:color w:val="1B4F8A"/>
               </w:rPr>
-              <w:t xml:space="preserve">SQL, Google Sheets, Tableau, data storytelling (Google Certificate in progress)</w:t>
+              <w:t>Infrastructure &amp; Servers</w:t>
+            </w:r>
+          </w:p>
+        </w:tc>
+        <w:tc>
+          <w:tcPr>
+            <w:tcW w:w="6760" w:type="dxa"/>
+            <w:tcBorders>
+              <w:top w:val="none" w:sz="0" w:space="0" w:color="FFFFFF"/>
+              <w:left w:val="none" w:sz="0" w:space="0" w:color="FFFFFF"/>
+              <w:bottom w:val="none" w:sz="0" w:space="0" w:color="FFFFFF"/>
+              <w:right w:val="none" w:sz="0" w:space="0" w:color="FFFFFF"/>
+            </w:tcBorders>
+            <w:tcMar>
+              <w:top w:w="60" w:type="dxa"/>
+              <w:left w:w="120" w:type="dxa"/>
+              <w:bottom w:w="60" w:type="dxa"/>
+              <w:right w:w="0" w:type="dxa"/>
+            </w:tcMar>
+          </w:tcPr>
+          <w:p>
+            <w:r>
+              <w:t>Linux/VPS administration, server hosting, 99% uptime delivery</w:t>
             </w:r>
           </w:p>
         </w:tc>
       </w:tr>
       <w:tr>
+        <w:tblPrEx>
+          <w:tblCellMar>
+            <w:top w:w="0" w:type="dxa"/>
+            <w:bottom w:w="0" w:type="dxa"/>
+          </w:tblCellMar>
+        </w:tblPrEx>
         <w:tc>
           <w:tcPr>
-            <w:tcW w:type="dxa" w:w="2600"/>
+            <w:tcW w:w="2600" w:type="dxa"/>
             <w:tcBorders>
-              <w:top w:val="none" w:color="FFFFFF" w:sz="0"/>
-              <w:left w:val="none" w:color="FFFFFF" w:sz="0"/>
-              <w:bottom w:val="none" w:color="FFFFFF" w:sz="0"/>
-              <w:right w:val="none" w:color="FFFFFF" w:sz="0"/>
+              <w:top w:val="none" w:sz="0" w:space="0" w:color="FFFFFF"/>
+              <w:left w:val="none" w:sz="0" w:space="0" w:color="FFFFFF"/>
+              <w:bottom w:val="none" w:sz="0" w:space="0" w:color="FFFFFF"/>
+              <w:right w:val="none" w:sz="0" w:space="0" w:color="FFFFFF"/>
             </w:tcBorders>
             <w:tcMar>
-              <w:top w:type="dxa" w:w="60"/>
-              <w:left w:type="dxa" w:w="0"/>
-              <w:bottom w:type="dxa" w:w="60"/>
-              <w:right w:type="dxa" w:w="120"/>
+              <w:top w:w="60" w:type="dxa"/>
+              <w:left w:w="0" w:type="dxa"/>
+              <w:bottom w:w="60" w:type="dxa"/>
+              <w:right w:w="120" w:type="dxa"/>
             </w:tcMar>
           </w:tcPr>
           <w:p>
             <w:r>
               <w:rPr>
-                <w:rFonts w:ascii="Arial" w:cs="Arial" w:eastAsia="Arial" w:hAnsi="Arial"/>
                 <w:b/>
                 <w:bCs/>
                 <w:color w:val="1B4F8A"/>
-                <w:sz w:val="20"/>
-                <w:szCs w:val="20"/>
               </w:rPr>
-              <w:t xml:space="preserve">Infrastructure &amp; Servers</w:t>
+              <w:t>Networking</w:t>
             </w:r>
           </w:p>
         </w:tc>
         <w:tc>
           <w:tcPr>
-            <w:tcW w:type="dxa" w:w="6760"/>
+            <w:tcW w:w="6760" w:type="dxa"/>
             <w:tcBorders>
-              <w:top w:val="none" w:color="FFFFFF" w:sz="0"/>
-              <w:left w:val="none" w:color="FFFFFF" w:sz="0"/>
-              <w:bottom w:val="none" w:color="FFFFFF" w:sz="0"/>
-              <w:right w:val="none" w:color="FFFFFF" w:sz="0"/>
+              <w:top w:val="none" w:sz="0" w:space="0" w:color="FFFFFF"/>
+              <w:left w:val="none" w:sz="0" w:space="0" w:color="FFFFFF"/>
+              <w:bottom w:val="none" w:sz="0" w:space="0" w:color="FFFFFF"/>
+              <w:right w:val="none" w:sz="0" w:space="0" w:color="FFFFFF"/>
             </w:tcBorders>
             <w:tcMar>
-              <w:top w:type="dxa" w:w="60"/>
-              <w:left w:type="dxa" w:w="120"/>
-              <w:bottom w:type="dxa" w:w="60"/>
-              <w:right w:type="dxa" w:w="0"/>
+              <w:top w:w="60" w:type="dxa"/>
+              <w:left w:w="120" w:type="dxa"/>
+              <w:bottom w:w="60" w:type="dxa"/>
+              <w:right w:w="0" w:type="dxa"/>
+            </w:tcMar>
+          </w:tcPr>
+          <w:p>
+            <w:r>
+              <w:t>TCP/IP, DNS configuration, firewalls, routers, troubleshooting</w:t>
+            </w:r>
+          </w:p>
+        </w:tc>
+      </w:tr>
+      <w:tr>
+        <w:tblPrEx>
+          <w:tblCellMar>
+            <w:top w:w="0" w:type="dxa"/>
+            <w:bottom w:w="0" w:type="dxa"/>
+          </w:tblCellMar>
+        </w:tblPrEx>
+        <w:tc>
+          <w:tcPr>
+            <w:tcW w:w="2600" w:type="dxa"/>
+            <w:tcBorders>
+              <w:top w:val="none" w:sz="0" w:space="0" w:color="FFFFFF"/>
+              <w:left w:val="none" w:sz="0" w:space="0" w:color="FFFFFF"/>
+              <w:bottom w:val="none" w:sz="0" w:space="0" w:color="FFFFFF"/>
+              <w:right w:val="none" w:sz="0" w:space="0" w:color="FFFFFF"/>
+            </w:tcBorders>
+            <w:tcMar>
+              <w:top w:w="60" w:type="dxa"/>
+              <w:left w:w="0" w:type="dxa"/>
+              <w:bottom w:w="60" w:type="dxa"/>
+              <w:right w:w="120" w:type="dxa"/>
             </w:tcMar>
           </w:tcPr>
           <w:p>
             <w:r>
               <w:rPr>
-                <w:rFonts w:ascii="Arial" w:cs="Arial" w:eastAsia="Arial" w:hAnsi="Arial"/>
-                <w:color w:val="111111"/>
-                <w:sz w:val="20"/>
-                <w:szCs w:val="20"/>
+                <w:b/>
+                <w:bCs/>
+                <w:color w:val="1B4F8A"/>
               </w:rPr>
-              <w:t xml:space="preserve">Linux/VPS administration, server hosting, 99% uptime delivery</w:t>
+              <w:t>Web &amp; Control Panels</w:t>
+            </w:r>
+          </w:p>
+        </w:tc>
+        <w:tc>
+          <w:tcPr>
+            <w:tcW w:w="6760" w:type="dxa"/>
+            <w:tcBorders>
+              <w:top w:val="none" w:sz="0" w:space="0" w:color="FFFFFF"/>
+              <w:left w:val="none" w:sz="0" w:space="0" w:color="FFFFFF"/>
+              <w:bottom w:val="none" w:sz="0" w:space="0" w:color="FFFFFF"/>
+              <w:right w:val="none" w:sz="0" w:space="0" w:color="FFFFFF"/>
+            </w:tcBorders>
+            <w:tcMar>
+              <w:top w:w="60" w:type="dxa"/>
+              <w:left w:w="120" w:type="dxa"/>
+              <w:bottom w:w="60" w:type="dxa"/>
+              <w:right w:w="0" w:type="dxa"/>
+            </w:tcMar>
+          </w:tcPr>
+          <w:p>
+            <w:r>
+              <w:t>cPanel, Pterodactyl, Multicraft, FTP/SFTP</w:t>
             </w:r>
           </w:p>
         </w:tc>
       </w:tr>
       <w:tr>
+        <w:tblPrEx>
+          <w:tblCellMar>
+            <w:top w:w="0" w:type="dxa"/>
+            <w:bottom w:w="0" w:type="dxa"/>
+          </w:tblCellMar>
+        </w:tblPrEx>
         <w:tc>
           <w:tcPr>
-            <w:tcW w:type="dxa" w:w="2600"/>
+            <w:tcW w:w="2600" w:type="dxa"/>
             <w:tcBorders>
-              <w:top w:val="none" w:color="FFFFFF" w:sz="0"/>
-              <w:left w:val="none" w:color="FFFFFF" w:sz="0"/>
-              <w:bottom w:val="none" w:color="FFFFFF" w:sz="0"/>
-              <w:right w:val="none" w:color="FFFFFF" w:sz="0"/>
+              <w:top w:val="none" w:sz="0" w:space="0" w:color="FFFFFF"/>
+              <w:left w:val="none" w:sz="0" w:space="0" w:color="FFFFFF"/>
+              <w:bottom w:val="none" w:sz="0" w:space="0" w:color="FFFFFF"/>
+              <w:right w:val="none" w:sz="0" w:space="0" w:color="FFFFFF"/>
             </w:tcBorders>
             <w:tcMar>
-              <w:top w:type="dxa" w:w="60"/>
-              <w:left w:type="dxa" w:w="0"/>
-              <w:bottom w:type="dxa" w:w="60"/>
-              <w:right w:type="dxa" w:w="120"/>
+              <w:top w:w="60" w:type="dxa"/>
+              <w:left w:w="0" w:type="dxa"/>
+              <w:bottom w:w="60" w:type="dxa"/>
+              <w:right w:w="120" w:type="dxa"/>
             </w:tcMar>
           </w:tcPr>
           <w:p>
             <w:r>
               <w:rPr>
-                <w:rFonts w:ascii="Arial" w:cs="Arial" w:eastAsia="Arial" w:hAnsi="Arial"/>
                 <w:b/>
                 <w:bCs/>
                 <w:color w:val="1B4F8A"/>
-                <w:sz w:val="20"/>
-                <w:szCs w:val="20"/>
               </w:rPr>
-              <w:t xml:space="preserve">Networking</w:t>
+              <w:t>Hardware</w:t>
             </w:r>
           </w:p>
         </w:tc>
         <w:tc>
           <w:tcPr>
-            <w:tcW w:type="dxa" w:w="6760"/>
+            <w:tcW w:w="6760" w:type="dxa"/>
             <w:tcBorders>
-              <w:top w:val="none" w:color="FFFFFF" w:sz="0"/>
-              <w:left w:val="none" w:color="FFFFFF" w:sz="0"/>
-              <w:bottom w:val="none" w:color="FFFFFF" w:sz="0"/>
-              <w:right w:val="none" w:color="FFFFFF" w:sz="0"/>
+              <w:top w:val="none" w:sz="0" w:space="0" w:color="FFFFFF"/>
+              <w:left w:val="none" w:sz="0" w:space="0" w:color="FFFFFF"/>
+              <w:bottom w:val="none" w:sz="0" w:space="0" w:color="FFFFFF"/>
+              <w:right w:val="none" w:sz="0" w:space="0" w:color="FFFFFF"/>
             </w:tcBorders>
             <w:tcMar>
-              <w:top w:type="dxa" w:w="60"/>
-              <w:left w:type="dxa" w:w="120"/>
-              <w:bottom w:type="dxa" w:w="60"/>
-              <w:right w:type="dxa" w:w="0"/>
+              <w:top w:w="60" w:type="dxa"/>
+              <w:left w:w="120" w:type="dxa"/>
+              <w:bottom w:w="60" w:type="dxa"/>
+              <w:right w:w="0" w:type="dxa"/>
+            </w:tcMar>
+          </w:tcPr>
+          <w:p>
+            <w:r>
+              <w:t>Custom PC builds – component selection, assembly, OS installation</w:t>
+            </w:r>
+          </w:p>
+        </w:tc>
+      </w:tr>
+      <w:tr>
+        <w:tblPrEx>
+          <w:tblCellMar>
+            <w:top w:w="0" w:type="dxa"/>
+            <w:bottom w:w="0" w:type="dxa"/>
+          </w:tblCellMar>
+        </w:tblPrEx>
+        <w:tc>
+          <w:tcPr>
+            <w:tcW w:w="2600" w:type="dxa"/>
+            <w:tcBorders>
+              <w:top w:val="none" w:sz="0" w:space="0" w:color="FFFFFF"/>
+              <w:left w:val="none" w:sz="0" w:space="0" w:color="FFFFFF"/>
+              <w:bottom w:val="none" w:sz="0" w:space="0" w:color="FFFFFF"/>
+              <w:right w:val="none" w:sz="0" w:space="0" w:color="FFFFFF"/>
+            </w:tcBorders>
+            <w:tcMar>
+              <w:top w:w="60" w:type="dxa"/>
+              <w:left w:w="0" w:type="dxa"/>
+              <w:bottom w:w="60" w:type="dxa"/>
+              <w:right w:w="120" w:type="dxa"/>
             </w:tcMar>
           </w:tcPr>
           <w:p>
             <w:r>
               <w:rPr>
-                <w:rFonts w:ascii="Arial" w:cs="Arial" w:eastAsia="Arial" w:hAnsi="Arial"/>
-                <w:color w:val="111111"/>
-                <w:sz w:val="20"/>
-                <w:szCs w:val="20"/>
+                <w:b/>
+                <w:bCs/>
+                <w:color w:val="1B4F8A"/>
               </w:rPr>
-              <w:t xml:space="preserve">TCP/IP, DNS configuration, firewalls, routers, troubleshooting</w:t>
+              <w:t>Engineering &amp; CAD</w:t>
+            </w:r>
+          </w:p>
+        </w:tc>
+        <w:tc>
+          <w:tcPr>
+            <w:tcW w:w="6760" w:type="dxa"/>
+            <w:tcBorders>
+              <w:top w:val="none" w:sz="0" w:space="0" w:color="FFFFFF"/>
+              <w:left w:val="none" w:sz="0" w:space="0" w:color="FFFFFF"/>
+              <w:bottom w:val="none" w:sz="0" w:space="0" w:color="FFFFFF"/>
+              <w:right w:val="none" w:sz="0" w:space="0" w:color="FFFFFF"/>
+            </w:tcBorders>
+            <w:tcMar>
+              <w:top w:w="60" w:type="dxa"/>
+              <w:left w:w="120" w:type="dxa"/>
+              <w:bottom w:w="60" w:type="dxa"/>
+              <w:right w:w="0" w:type="dxa"/>
+            </w:tcMar>
+          </w:tcPr>
+          <w:p>
+            <w:r>
+              <w:t>T-Level Merit – 2D/3D CAD, mechanical &amp; electrical maintenance</w:t>
             </w:r>
           </w:p>
         </w:tc>
       </w:tr>
       <w:tr>
+        <w:tblPrEx>
+          <w:tblCellMar>
+            <w:top w:w="0" w:type="dxa"/>
+            <w:bottom w:w="0" w:type="dxa"/>
+          </w:tblCellMar>
+        </w:tblPrEx>
         <w:tc>
           <w:tcPr>
-            <w:tcW w:type="dxa" w:w="2600"/>
+            <w:tcW w:w="2600" w:type="dxa"/>
             <w:tcBorders>
-              <w:top w:val="none" w:color="FFFFFF" w:sz="0"/>
-              <w:left w:val="none" w:color="FFFFFF" w:sz="0"/>
-              <w:bottom w:val="none" w:color="FFFFFF" w:sz="0"/>
-              <w:right w:val="none" w:color="FFFFFF" w:sz="0"/>
+              <w:top w:val="none" w:sz="0" w:space="0" w:color="FFFFFF"/>
+              <w:left w:val="none" w:sz="0" w:space="0" w:color="FFFFFF"/>
+              <w:bottom w:val="none" w:sz="0" w:space="0" w:color="FFFFFF"/>
+              <w:right w:val="none" w:sz="0" w:space="0" w:color="FFFFFF"/>
             </w:tcBorders>
             <w:tcMar>
-              <w:top w:type="dxa" w:w="60"/>
-              <w:left w:type="dxa" w:w="0"/>
-              <w:bottom w:type="dxa" w:w="60"/>
-              <w:right w:type="dxa" w:w="120"/>
+              <w:top w:w="60" w:type="dxa"/>
+              <w:left w:w="0" w:type="dxa"/>
+              <w:bottom w:w="60" w:type="dxa"/>
+              <w:right w:w="120" w:type="dxa"/>
             </w:tcMar>
           </w:tcPr>
           <w:p>
             <w:r>
               <w:rPr>
-                <w:rFonts w:ascii="Arial" w:cs="Arial" w:eastAsia="Arial" w:hAnsi="Arial"/>
                 <w:b/>
                 <w:bCs/>
                 <w:color w:val="1B4F8A"/>
-                <w:sz w:val="20"/>
-                <w:szCs w:val="20"/>
               </w:rPr>
-              <w:t xml:space="preserve">Web &amp; Control Panels</w:t>
+              <w:t>Growth &amp; Marketing</w:t>
             </w:r>
           </w:p>
         </w:tc>
         <w:tc>
           <w:tcPr>
-            <w:tcW w:type="dxa" w:w="6760"/>
+            <w:tcW w:w="6760" w:type="dxa"/>
             <w:tcBorders>
-              <w:top w:val="none" w:color="FFFFFF" w:sz="0"/>
-              <w:left w:val="none" w:color="FFFFFF" w:sz="0"/>
-              <w:bottom w:val="none" w:color="FFFFFF" w:sz="0"/>
-              <w:right w:val="none" w:color="FFFFFF" w:sz="0"/>
+              <w:top w:val="none" w:sz="0" w:space="0" w:color="FFFFFF"/>
+              <w:left w:val="none" w:sz="0" w:space="0" w:color="FFFFFF"/>
+              <w:bottom w:val="none" w:sz="0" w:space="0" w:color="FFFFFF"/>
+              <w:right w:val="none" w:sz="0" w:space="0" w:color="FFFFFF"/>
             </w:tcBorders>
             <w:tcMar>
-              <w:top w:type="dxa" w:w="60"/>
-              <w:left w:type="dxa" w:w="120"/>
-              <w:bottom w:type="dxa" w:w="60"/>
-              <w:right w:type="dxa" w:w="0"/>
+              <w:top w:w="60" w:type="dxa"/>
+              <w:left w:w="120" w:type="dxa"/>
+              <w:bottom w:w="60" w:type="dxa"/>
+              <w:right w:w="0" w:type="dxa"/>
+            </w:tcMar>
+          </w:tcPr>
+          <w:p>
+            <w:r>
+              <w:t>Data-driven social media strategy, client acquisition (+30%), budget management</w:t>
+            </w:r>
+          </w:p>
+        </w:tc>
+      </w:tr>
+      <w:tr>
+        <w:tblPrEx>
+          <w:tblCellMar>
+            <w:top w:w="0" w:type="dxa"/>
+            <w:bottom w:w="0" w:type="dxa"/>
+          </w:tblCellMar>
+        </w:tblPrEx>
+        <w:tc>
+          <w:tcPr>
+            <w:tcW w:w="2600" w:type="dxa"/>
+            <w:tcBorders>
+              <w:top w:val="none" w:sz="0" w:space="0" w:color="FFFFFF"/>
+              <w:left w:val="none" w:sz="0" w:space="0" w:color="FFFFFF"/>
+              <w:bottom w:val="none" w:sz="0" w:space="0" w:color="FFFFFF"/>
+              <w:right w:val="none" w:sz="0" w:space="0" w:color="FFFFFF"/>
+            </w:tcBorders>
+            <w:tcMar>
+              <w:top w:w="60" w:type="dxa"/>
+              <w:left w:w="0" w:type="dxa"/>
+              <w:bottom w:w="60" w:type="dxa"/>
+              <w:right w:w="120" w:type="dxa"/>
             </w:tcMar>
           </w:tcPr>
           <w:p>
             <w:r>
               <w:rPr>
-                <w:rFonts w:ascii="Arial" w:cs="Arial" w:eastAsia="Arial" w:hAnsi="Arial"/>
-                <w:color w:val="111111"/>
-                <w:sz w:val="20"/>
-                <w:szCs w:val="20"/>
-              </w:rPr>
-              <w:t xml:space="preserve">cPanel, Pterodactyl, Multicraft, FTP/SFTP</w:t>
-            </w:r>
-          </w:p>
-        </w:tc>
-      </w:tr>
-      <w:tr>
-        <w:tc>
-          <w:tcPr>
-            <w:tcW w:type="dxa" w:w="2600"/>
-            <w:tcBorders>
-              <w:top w:val="none" w:color="FFFFFF" w:sz="0"/>
-              <w:left w:val="none" w:color="FFFFFF" w:sz="0"/>
-              <w:bottom w:val="none" w:color="FFFFFF" w:sz="0"/>
-              <w:right w:val="none" w:color="FFFFFF" w:sz="0"/>
-            </w:tcBorders>
-            <w:tcMar>
-              <w:top w:type="dxa" w:w="60"/>
-              <w:left w:type="dxa" w:w="0"/>
-              <w:bottom w:type="dxa" w:w="60"/>
-              <w:right w:type="dxa" w:w="120"/>
-            </w:tcMar>
-          </w:tcPr>
-          <w:p>
-            <w:r>
-              <w:rPr>
-                <w:rFonts w:ascii="Arial" w:cs="Arial" w:eastAsia="Arial" w:hAnsi="Arial"/>
                 <w:b/>
                 <w:bCs/>
                 <w:color w:val="1B4F8A"/>
-                <w:sz w:val="20"/>
-                <w:szCs w:val="20"/>
               </w:rPr>
-              <w:t xml:space="preserve">Hardware</w:t>
+              <w:t>Software</w:t>
             </w:r>
           </w:p>
         </w:tc>
         <w:tc>
           <w:tcPr>
-            <w:tcW w:type="dxa" w:w="6760"/>
+            <w:tcW w:w="6760" w:type="dxa"/>
             <w:tcBorders>
-              <w:top w:val="none" w:color="FFFFFF" w:sz="0"/>
-              <w:left w:val="none" w:color="FFFFFF" w:sz="0"/>
-              <w:bottom w:val="none" w:color="FFFFFF" w:sz="0"/>
-              <w:right w:val="none" w:color="FFFFFF" w:sz="0"/>
+              <w:top w:val="none" w:sz="0" w:space="0" w:color="FFFFFF"/>
+              <w:left w:val="none" w:sz="0" w:space="0" w:color="FFFFFF"/>
+              <w:bottom w:val="none" w:sz="0" w:space="0" w:color="FFFFFF"/>
+              <w:right w:val="none" w:sz="0" w:space="0" w:color="FFFFFF"/>
             </w:tcBorders>
             <w:tcMar>
-              <w:top w:type="dxa" w:w="60"/>
-              <w:left w:type="dxa" w:w="120"/>
-              <w:bottom w:type="dxa" w:w="60"/>
-              <w:right w:type="dxa" w:w="0"/>
+              <w:top w:w="60" w:type="dxa"/>
+              <w:left w:w="120" w:type="dxa"/>
+              <w:bottom w:w="60" w:type="dxa"/>
+              <w:right w:w="0" w:type="dxa"/>
             </w:tcMar>
           </w:tcPr>
           <w:p>
             <w:r>
-              <w:rPr>
-                <w:rFonts w:ascii="Arial" w:cs="Arial" w:eastAsia="Arial" w:hAnsi="Arial"/>
-                <w:color w:val="111111"/>
-                <w:sz w:val="20"/>
-                <w:szCs w:val="20"/>
-              </w:rPr>
-              <w:t xml:space="preserve">Custom PC builds – component selection, assembly, OS installation</w:t>
-            </w:r>
-          </w:p>
-        </w:tc>
-      </w:tr>
-      <w:tr>
-        <w:tc>
-          <w:tcPr>
-            <w:tcW w:type="dxa" w:w="2600"/>
-            <w:tcBorders>
-              <w:top w:val="none" w:color="FFFFFF" w:sz="0"/>
-              <w:left w:val="none" w:color="FFFFFF" w:sz="0"/>
-              <w:bottom w:val="none" w:color="FFFFFF" w:sz="0"/>
-              <w:right w:val="none" w:color="FFFFFF" w:sz="0"/>
-            </w:tcBorders>
-            <w:tcMar>
-              <w:top w:type="dxa" w:w="60"/>
-              <w:left w:type="dxa" w:w="0"/>
-              <w:bottom w:type="dxa" w:w="60"/>
-              <w:right w:type="dxa" w:w="120"/>
-            </w:tcMar>
-          </w:tcPr>
-          <w:p>
-            <w:r>
-              <w:rPr>
-                <w:rFonts w:ascii="Arial" w:cs="Arial" w:eastAsia="Arial" w:hAnsi="Arial"/>
-                <w:b/>
-                <w:bCs/>
-                <w:color w:val="1B4F8A"/>
-                <w:sz w:val="20"/>
-                <w:szCs w:val="20"/>
-              </w:rPr>
-              <w:t xml:space="preserve">Engineering &amp; CAD</w:t>
-            </w:r>
-          </w:p>
-        </w:tc>
-        <w:tc>
-          <w:tcPr>
-            <w:tcW w:type="dxa" w:w="6760"/>
-            <w:tcBorders>
-              <w:top w:val="none" w:color="FFFFFF" w:sz="0"/>
-              <w:left w:val="none" w:color="FFFFFF" w:sz="0"/>
-              <w:bottom w:val="none" w:color="FFFFFF" w:sz="0"/>
-              <w:right w:val="none" w:color="FFFFFF" w:sz="0"/>
-            </w:tcBorders>
-            <w:tcMar>
-              <w:top w:type="dxa" w:w="60"/>
-              <w:left w:type="dxa" w:w="120"/>
-              <w:bottom w:type="dxa" w:w="60"/>
-              <w:right w:type="dxa" w:w="0"/>
-            </w:tcMar>
-          </w:tcPr>
-          <w:p>
-            <w:r>
-              <w:rPr>
-                <w:rFonts w:ascii="Arial" w:cs="Arial" w:eastAsia="Arial" w:hAnsi="Arial"/>
-                <w:color w:val="111111"/>
-                <w:sz w:val="20"/>
-                <w:szCs w:val="20"/>
-              </w:rPr>
-              <w:t xml:space="preserve">T-Level Merit – 2D/3D CAD, mechanical &amp; electrical maintenance</w:t>
-            </w:r>
-          </w:p>
-        </w:tc>
-      </w:tr>
-      <w:tr>
-        <w:tc>
-          <w:tcPr>
-            <w:tcW w:type="dxa" w:w="2600"/>
-            <w:tcBorders>
-              <w:top w:val="none" w:color="FFFFFF" w:sz="0"/>
-              <w:left w:val="none" w:color="FFFFFF" w:sz="0"/>
-              <w:bottom w:val="none" w:color="FFFFFF" w:sz="0"/>
-              <w:right w:val="none" w:color="FFFFFF" w:sz="0"/>
-            </w:tcBorders>
-            <w:tcMar>
-              <w:top w:type="dxa" w:w="60"/>
-              <w:left w:type="dxa" w:w="0"/>
-              <w:bottom w:type="dxa" w:w="60"/>
-              <w:right w:type="dxa" w:w="120"/>
-            </w:tcMar>
-          </w:tcPr>
-          <w:p>
-            <w:r>
-              <w:rPr>
-                <w:rFonts w:ascii="Arial" w:cs="Arial" w:eastAsia="Arial" w:hAnsi="Arial"/>
-                <w:b/>
-                <w:bCs/>
-                <w:color w:val="1B4F8A"/>
-                <w:sz w:val="20"/>
-                <w:szCs w:val="20"/>
-              </w:rPr>
-              <w:t xml:space="preserve">Growth &amp; Marketing</w:t>
-            </w:r>
-          </w:p>
-        </w:tc>
-        <w:tc>
-          <w:tcPr>
-            <w:tcW w:type="dxa" w:w="6760"/>
-            <w:tcBorders>
-              <w:top w:val="none" w:color="FFFFFF" w:sz="0"/>
-              <w:left w:val="none" w:color="FFFFFF" w:sz="0"/>
-              <w:bottom w:val="none" w:color="FFFFFF" w:sz="0"/>
-              <w:right w:val="none" w:color="FFFFFF" w:sz="0"/>
-            </w:tcBorders>
-            <w:tcMar>
-              <w:top w:type="dxa" w:w="60"/>
-              <w:left w:type="dxa" w:w="120"/>
-              <w:bottom w:type="dxa" w:w="60"/>
-              <w:right w:type="dxa" w:w="0"/>
-            </w:tcMar>
-          </w:tcPr>
-          <w:p>
-            <w:r>
-              <w:rPr>
-                <w:rFonts w:ascii="Arial" w:cs="Arial" w:eastAsia="Arial" w:hAnsi="Arial"/>
-                <w:color w:val="111111"/>
-                <w:sz w:val="20"/>
-                <w:szCs w:val="20"/>
-              </w:rPr>
-              <w:t xml:space="preserve">Data-driven social media strategy, client acquisition (+30%), budget management</w:t>
-            </w:r>
-          </w:p>
-        </w:tc>
-      </w:tr>
-      <w:tr>
-        <w:tc>
-          <w:tcPr>
-            <w:tcW w:type="dxa" w:w="2600"/>
-            <w:tcBorders>
-              <w:top w:val="none" w:color="FFFFFF" w:sz="0"/>
-              <w:left w:val="none" w:color="FFFFFF" w:sz="0"/>
-              <w:bottom w:val="none" w:color="FFFFFF" w:sz="0"/>
-              <w:right w:val="none" w:color="FFFFFF" w:sz="0"/>
-            </w:tcBorders>
-            <w:tcMar>
-              <w:top w:type="dxa" w:w="60"/>
-              <w:left w:type="dxa" w:w="0"/>
-              <w:bottom w:type="dxa" w:w="60"/>
-              <w:right w:type="dxa" w:w="120"/>
-            </w:tcMar>
-          </w:tcPr>
-          <w:p>
-            <w:r>
-              <w:rPr>
-                <w:rFonts w:ascii="Arial" w:cs="Arial" w:eastAsia="Arial" w:hAnsi="Arial"/>
-                <w:b/>
-                <w:bCs/>
-                <w:color w:val="1B4F8A"/>
-                <w:sz w:val="20"/>
-                <w:szCs w:val="20"/>
-              </w:rPr>
-              <w:t xml:space="preserve">Software</w:t>
-            </w:r>
-          </w:p>
-        </w:tc>
-        <w:tc>
-          <w:tcPr>
-            <w:tcW w:type="dxa" w:w="6760"/>
-            <w:tcBorders>
-              <w:top w:val="none" w:color="FFFFFF" w:sz="0"/>
-              <w:left w:val="none" w:color="FFFFFF" w:sz="0"/>
-              <w:bottom w:val="none" w:color="FFFFFF" w:sz="0"/>
-              <w:right w:val="none" w:color="FFFFFF" w:sz="0"/>
-            </w:tcBorders>
-            <w:tcMar>
-              <w:top w:type="dxa" w:w="60"/>
-              <w:left w:type="dxa" w:w="120"/>
-              <w:bottom w:type="dxa" w:w="60"/>
-              <w:right w:type="dxa" w:w="0"/>
-            </w:tcMar>
-          </w:tcPr>
-          <w:p>
-            <w:r>
-              <w:rPr>
-                <w:rFonts w:ascii="Arial" w:cs="Arial" w:eastAsia="Arial" w:hAnsi="Arial"/>
-                <w:color w:val="111111"/>
-                <w:sz w:val="20"/>
-                <w:szCs w:val="20"/>
-              </w:rPr>
-              <w:t xml:space="preserve">Microsoft Office 365, Google Workspace, HTML/CSS</w:t>
+              <w:t>Microsoft Office 365, Google Workspace, HTML/CSS</w:t>
             </w:r>
           </w:p>
         </w:tc>
@@ -628,20 +618,19 @@
     <w:p>
       <w:pPr>
         <w:pBdr>
-          <w:bottom w:val="single" w:color="1B4F8A" w:sz="8" w:space="4"/>
+          <w:bottom w:val="single" w:sz="8" w:space="4" w:color="1B4F8A"/>
         </w:pBdr>
         <w:spacing w:before="260" w:after="80"/>
       </w:pPr>
       <w:r>
         <w:rPr>
-          <w:rFonts w:ascii="Arial" w:cs="Arial" w:eastAsia="Arial" w:hAnsi="Arial"/>
           <w:b/>
           <w:bCs/>
           <w:color w:val="1B4F8A"/>
           <w:sz w:val="24"/>
           <w:szCs w:val="24"/>
         </w:rPr>
-        <w:t xml:space="preserve">EXPERIENCE</w:t>
+        <w:t>EXPERIENCE</w:t>
       </w:r>
     </w:p>
     <w:p>
@@ -650,54 +639,42 @@
       </w:pPr>
       <w:r>
         <w:rPr>
-          <w:rFonts w:ascii="Arial" w:cs="Arial" w:eastAsia="Arial" w:hAnsi="Arial"/>
-          <w:b/>
-          <w:bCs/>
-          <w:color w:val="111111"/>
+          <w:b/>
+          <w:bCs/>
           <w:sz w:val="22"/>
           <w:szCs w:val="22"/>
         </w:rPr>
-        <w:t xml:space="preserve">Assistant Manager</w:t>
-      </w:r>
-      <w:r>
-        <w:rPr>
-          <w:rFonts w:ascii="Arial" w:cs="Arial" w:eastAsia="Arial" w:hAnsi="Arial"/>
-          <w:color w:val="555555"/>
-          <w:sz w:val="20"/>
-          <w:szCs w:val="20"/>
+        <w:t>Assistant Manager</w:t>
+      </w:r>
+      <w:r>
+        <w:rPr>
+          <w:color w:val="555555"/>
         </w:rPr>
         <w:t xml:space="preserve">  |  </w:t>
       </w:r>
       <w:r>
         <w:rPr>
-          <w:rFonts w:ascii="Arial" w:cs="Arial" w:eastAsia="Arial" w:hAnsi="Arial"/>
           <w:b/>
           <w:bCs/>
           <w:color w:val="1B4F8A"/>
           <w:sz w:val="22"/>
           <w:szCs w:val="22"/>
         </w:rPr>
-        <w:t xml:space="preserve">Starbucks</w:t>
-      </w:r>
-      <w:r>
-        <w:rPr>
-          <w:rFonts w:ascii="Arial" w:cs="Arial" w:eastAsia="Arial" w:hAnsi="Arial"/>
-          <w:color w:val="555555"/>
-          <w:sz w:val="20"/>
-          <w:szCs w:val="20"/>
+        <w:t>Starbucks</w:t>
+      </w:r>
+      <w:r>
+        <w:rPr>
+          <w:color w:val="555555"/>
         </w:rPr>
         <w:t xml:space="preserve">  |  </w:t>
       </w:r>
       <w:r>
         <w:rPr>
-          <w:rFonts w:ascii="Arial" w:cs="Arial" w:eastAsia="Arial" w:hAnsi="Arial"/>
           <w:i/>
           <w:iCs/>
           <w:color w:val="555555"/>
-          <w:sz w:val="20"/>
-          <w:szCs w:val="20"/>
-        </w:rPr>
-        <w:t xml:space="preserve">February 2026 – Present</w:t>
+        </w:rPr>
+        <w:t>February 2026 – Present</w:t>
       </w:r>
     </w:p>
     <w:p>
@@ -710,13 +687,7 @@
         <w:spacing w:before="40" w:after="40"/>
       </w:pPr>
       <w:r>
-        <w:rPr>
-          <w:rFonts w:ascii="Arial" w:cs="Arial" w:eastAsia="Arial" w:hAnsi="Arial"/>
-          <w:color w:val="111111"/>
-          <w:sz w:val="20"/>
-          <w:szCs w:val="20"/>
-        </w:rPr>
-        <w:t xml:space="preserve">Supervising and coordinating a team in a high-volume retail environment, ensuring consistent service and quality standards.</w:t>
+        <w:t>Supervising and coordinating a team in a high-volume retail environment, ensuring consistent service and quality standards.</w:t>
       </w:r>
     </w:p>
     <w:p>
@@ -729,13 +700,7 @@
         <w:spacing w:before="40" w:after="40"/>
       </w:pPr>
       <w:r>
-        <w:rPr>
-          <w:rFonts w:ascii="Arial" w:cs="Arial" w:eastAsia="Arial" w:hAnsi="Arial"/>
-          <w:color w:val="111111"/>
-          <w:sz w:val="20"/>
-          <w:szCs w:val="20"/>
-        </w:rPr>
-        <w:t xml:space="preserve">Monitoring KPIs including sales performance and waste control to drive operational efficiency.</w:t>
+        <w:t>Monitoring KPIs including sales performance and waste control to drive operational efficiency.</w:t>
       </w:r>
     </w:p>
     <w:p>
@@ -748,13 +713,7 @@
         <w:spacing w:before="40" w:after="40"/>
       </w:pPr>
       <w:r>
-        <w:rPr>
-          <w:rFonts w:ascii="Arial" w:cs="Arial" w:eastAsia="Arial" w:hAnsi="Arial"/>
-          <w:color w:val="111111"/>
-          <w:sz w:val="20"/>
-          <w:szCs w:val="20"/>
-        </w:rPr>
-        <w:t xml:space="preserve">Managing rota planning, stock management, and workforce allocation across shifts.</w:t>
+        <w:t>Managing rota planning, stock management, and workforce allocation across shifts.</w:t>
       </w:r>
     </w:p>
     <w:p>
@@ -767,13 +726,7 @@
         <w:spacing w:before="40" w:after="40"/>
       </w:pPr>
       <w:r>
-        <w:rPr>
-          <w:rFonts w:ascii="Arial" w:cs="Arial" w:eastAsia="Arial" w:hAnsi="Arial"/>
-          <w:color w:val="111111"/>
-          <w:sz w:val="20"/>
-          <w:szCs w:val="20"/>
-        </w:rPr>
-        <w:t xml:space="preserve">Handling escalated customer issues and supporting ongoing staff training and development.</w:t>
+        <w:t>Handling escalated customer issues and supporting ongoing staff training and development.</w:t>
       </w:r>
     </w:p>
     <w:p>
@@ -786,13 +739,7 @@
         <w:spacing w:before="40" w:after="40"/>
       </w:pPr>
       <w:r>
-        <w:rPr>
-          <w:rFonts w:ascii="Arial" w:cs="Arial" w:eastAsia="Arial" w:hAnsi="Arial"/>
-          <w:color w:val="111111"/>
-          <w:sz w:val="20"/>
-          <w:szCs w:val="20"/>
-        </w:rPr>
-        <w:t xml:space="preserve">Promoted from Barista after 9 months, recognised for leadership, reliability, and performance.</w:t>
+        <w:t>Promoted from Barista after 9 months, recognised for leadership, reliability, and performance.</w:t>
       </w:r>
     </w:p>
     <w:p>
@@ -801,54 +748,42 @@
       </w:pPr>
       <w:r>
         <w:rPr>
-          <w:rFonts w:ascii="Arial" w:cs="Arial" w:eastAsia="Arial" w:hAnsi="Arial"/>
-          <w:b/>
-          <w:bCs/>
-          <w:color w:val="111111"/>
+          <w:b/>
+          <w:bCs/>
           <w:sz w:val="22"/>
           <w:szCs w:val="22"/>
         </w:rPr>
-        <w:t xml:space="preserve">Barista</w:t>
-      </w:r>
-      <w:r>
-        <w:rPr>
-          <w:rFonts w:ascii="Arial" w:cs="Arial" w:eastAsia="Arial" w:hAnsi="Arial"/>
-          <w:color w:val="555555"/>
-          <w:sz w:val="20"/>
-          <w:szCs w:val="20"/>
+        <w:t>Barista</w:t>
+      </w:r>
+      <w:r>
+        <w:rPr>
+          <w:color w:val="555555"/>
         </w:rPr>
         <w:t xml:space="preserve">  |  </w:t>
       </w:r>
       <w:r>
         <w:rPr>
-          <w:rFonts w:ascii="Arial" w:cs="Arial" w:eastAsia="Arial" w:hAnsi="Arial"/>
           <w:b/>
           <w:bCs/>
           <w:color w:val="1B4F8A"/>
           <w:sz w:val="22"/>
           <w:szCs w:val="22"/>
         </w:rPr>
-        <w:t xml:space="preserve">Starbucks</w:t>
-      </w:r>
-      <w:r>
-        <w:rPr>
-          <w:rFonts w:ascii="Arial" w:cs="Arial" w:eastAsia="Arial" w:hAnsi="Arial"/>
-          <w:color w:val="555555"/>
-          <w:sz w:val="20"/>
-          <w:szCs w:val="20"/>
+        <w:t>Starbucks</w:t>
+      </w:r>
+      <w:r>
+        <w:rPr>
+          <w:color w:val="555555"/>
         </w:rPr>
         <w:t xml:space="preserve">  |  </w:t>
       </w:r>
       <w:r>
         <w:rPr>
-          <w:rFonts w:ascii="Arial" w:cs="Arial" w:eastAsia="Arial" w:hAnsi="Arial"/>
           <w:i/>
           <w:iCs/>
           <w:color w:val="555555"/>
-          <w:sz w:val="20"/>
-          <w:szCs w:val="20"/>
-        </w:rPr>
-        <w:t xml:space="preserve">April 2025 – January 2026</w:t>
+        </w:rPr>
+        <w:t>April 2025 – January 2026</w:t>
       </w:r>
     </w:p>
     <w:p>
@@ -861,13 +796,7 @@
         <w:spacing w:before="40" w:after="40"/>
       </w:pPr>
       <w:r>
-        <w:rPr>
-          <w:rFonts w:ascii="Arial" w:cs="Arial" w:eastAsia="Arial" w:hAnsi="Arial"/>
-          <w:color w:val="111111"/>
-          <w:sz w:val="20"/>
-          <w:szCs w:val="20"/>
-        </w:rPr>
-        <w:t xml:space="preserve">Delivered high-quality service in a fast-paced, high-volume environment serving hundreds of customers daily.</w:t>
+        <w:t>Delivered high-quality service in a fast-paced, high-volume environment serving hundreds of customers daily.</w:t>
       </w:r>
     </w:p>
     <w:p>
@@ -880,13 +809,7 @@
         <w:spacing w:before="40" w:after="40"/>
       </w:pPr>
       <w:r>
-        <w:rPr>
-          <w:rFonts w:ascii="Arial" w:cs="Arial" w:eastAsia="Arial" w:hAnsi="Arial"/>
-          <w:color w:val="111111"/>
-          <w:sz w:val="20"/>
-          <w:szCs w:val="20"/>
-        </w:rPr>
-        <w:t xml:space="preserve">Operated POS systems accurately, handled transactions, and maintained compliance with hygiene standards.</w:t>
+        <w:t>Operated POS systems accurately, handled transactions, and maintained compliance with hygiene standards.</w:t>
       </w:r>
     </w:p>
     <w:p>
@@ -899,13 +822,7 @@
         <w:spacing w:before="40" w:after="40"/>
       </w:pPr>
       <w:r>
-        <w:rPr>
-          <w:rFonts w:ascii="Arial" w:cs="Arial" w:eastAsia="Arial" w:hAnsi="Arial"/>
-          <w:color w:val="111111"/>
-          <w:sz w:val="20"/>
-          <w:szCs w:val="20"/>
-        </w:rPr>
-        <w:t xml:space="preserve">Collaborated with a team of 10+ during peak hours, demonstrating strong communication and task prioritisation.</w:t>
+        <w:t>Collaborated with a team of 10+ during peak hours, demonstrating strong communication and task prioritisation.</w:t>
       </w:r>
     </w:p>
     <w:p>
@@ -914,54 +831,42 @@
       </w:pPr>
       <w:r>
         <w:rPr>
-          <w:rFonts w:ascii="Arial" w:cs="Arial" w:eastAsia="Arial" w:hAnsi="Arial"/>
-          <w:b/>
-          <w:bCs/>
-          <w:color w:val="111111"/>
+          <w:b/>
+          <w:bCs/>
           <w:sz w:val="22"/>
           <w:szCs w:val="22"/>
         </w:rPr>
-        <w:t xml:space="preserve">Infrastructure &amp; Operations Lead</w:t>
-      </w:r>
-      <w:r>
-        <w:rPr>
-          <w:rFonts w:ascii="Arial" w:cs="Arial" w:eastAsia="Arial" w:hAnsi="Arial"/>
-          <w:color w:val="555555"/>
-          <w:sz w:val="20"/>
-          <w:szCs w:val="20"/>
+        <w:t>Infrastructure &amp; Operations Lead</w:t>
+      </w:r>
+      <w:r>
+        <w:rPr>
+          <w:color w:val="555555"/>
         </w:rPr>
         <w:t xml:space="preserve">  |  </w:t>
       </w:r>
       <w:r>
         <w:rPr>
-          <w:rFonts w:ascii="Arial" w:cs="Arial" w:eastAsia="Arial" w:hAnsi="Arial"/>
           <w:b/>
           <w:bCs/>
           <w:color w:val="1B4F8A"/>
           <w:sz w:val="22"/>
           <w:szCs w:val="22"/>
         </w:rPr>
-        <w:t xml:space="preserve">NightNodes Hosting</w:t>
-      </w:r>
-      <w:r>
-        <w:rPr>
-          <w:rFonts w:ascii="Arial" w:cs="Arial" w:eastAsia="Arial" w:hAnsi="Arial"/>
-          <w:color w:val="555555"/>
-          <w:sz w:val="20"/>
-          <w:szCs w:val="20"/>
+        <w:t>NightNodes Hosting</w:t>
+      </w:r>
+      <w:r>
+        <w:rPr>
+          <w:color w:val="555555"/>
         </w:rPr>
         <w:t xml:space="preserve">  |  </w:t>
       </w:r>
       <w:r>
         <w:rPr>
-          <w:rFonts w:ascii="Arial" w:cs="Arial" w:eastAsia="Arial" w:hAnsi="Arial"/>
           <w:i/>
           <w:iCs/>
           <w:color w:val="555555"/>
-          <w:sz w:val="20"/>
-          <w:szCs w:val="20"/>
-        </w:rPr>
-        <w:t xml:space="preserve">March 2021 – December 2022</w:t>
+        </w:rPr>
+        <w:t>March 2021 – December 2022</w:t>
       </w:r>
     </w:p>
     <w:p>
@@ -974,13 +879,7 @@
         <w:spacing w:before="40" w:after="40"/>
       </w:pPr>
       <w:r>
-        <w:rPr>
-          <w:rFonts w:ascii="Arial" w:cs="Arial" w:eastAsia="Arial" w:hAnsi="Arial"/>
-          <w:color w:val="111111"/>
-          <w:sz w:val="20"/>
-          <w:szCs w:val="20"/>
-        </w:rPr>
-        <w:t xml:space="preserve">Managed all server infrastructure including VPS configuration, DNS, firewall rules, and 24/7 technical troubleshooting.</w:t>
+        <w:t>Managed all server infrastructure including VPS configuration, DNS, firewall rules, and 24/7 technical troubleshooting.</w:t>
       </w:r>
     </w:p>
     <w:p>
@@ -993,13 +892,7 @@
         <w:spacing w:before="40" w:after="40"/>
       </w:pPr>
       <w:r>
-        <w:rPr>
-          <w:rFonts w:ascii="Arial" w:cs="Arial" w:eastAsia="Arial" w:hAnsi="Arial"/>
-          <w:color w:val="111111"/>
-          <w:sz w:val="20"/>
-          <w:szCs w:val="20"/>
-        </w:rPr>
-        <w:t xml:space="preserve">Grew the client base by 30% through data-driven social media campaigns and targeted marketing analytics.</w:t>
+        <w:t>Grew the client base by 30% through data-driven social media campaigns and targeted marketing analytics.</w:t>
       </w:r>
     </w:p>
     <w:p>
@@ -1012,13 +905,7 @@
         <w:spacing w:before="40" w:after="40"/>
       </w:pPr>
       <w:r>
-        <w:rPr>
-          <w:rFonts w:ascii="Arial" w:cs="Arial" w:eastAsia="Arial" w:hAnsi="Arial"/>
-          <w:color w:val="111111"/>
-          <w:sz w:val="20"/>
-          <w:szCs w:val="20"/>
-        </w:rPr>
-        <w:t xml:space="preserve">Handled all customer support, pricing, invoicing, and financial planning to maintain profitability.</w:t>
+        <w:t>Handled all customer support, pricing, invoicing, and financial planning to maintain profitability.</w:t>
       </w:r>
     </w:p>
     <w:p>
@@ -1031,32 +918,25 @@
         <w:spacing w:before="40" w:after="40"/>
       </w:pPr>
       <w:r>
-        <w:rPr>
-          <w:rFonts w:ascii="Arial" w:cs="Arial" w:eastAsia="Arial" w:hAnsi="Arial"/>
-          <w:color w:val="111111"/>
-          <w:sz w:val="20"/>
-          <w:szCs w:val="20"/>
-        </w:rPr>
-        <w:t xml:space="preserve">Maintained 99% uptime SLA across all hosted services throughout the business lifecycle.</w:t>
+        <w:t>Maintained 99% uptime SLA across all hosted services throughout the business lifecycle.</w:t>
       </w:r>
     </w:p>
     <w:p>
       <w:pPr>
         <w:pBdr>
-          <w:bottom w:val="single" w:color="1B4F8A" w:sz="8" w:space="4"/>
+          <w:bottom w:val="single" w:sz="8" w:space="4" w:color="1B4F8A"/>
         </w:pBdr>
         <w:spacing w:before="260" w:after="80"/>
       </w:pPr>
       <w:r>
         <w:rPr>
-          <w:rFonts w:ascii="Arial" w:cs="Arial" w:eastAsia="Arial" w:hAnsi="Arial"/>
           <w:b/>
           <w:bCs/>
           <w:color w:val="1B4F8A"/>
           <w:sz w:val="24"/>
           <w:szCs w:val="24"/>
         </w:rPr>
-        <w:t xml:space="preserve">PROJECTS</w:t>
+        <w:t>PROJECTS</w:t>
       </w:r>
     </w:p>
     <w:p>
@@ -1065,54 +945,42 @@
       </w:pPr>
       <w:r>
         <w:rPr>
-          <w:rFonts w:ascii="Arial" w:cs="Arial" w:eastAsia="Arial" w:hAnsi="Arial"/>
-          <w:b/>
-          <w:bCs/>
-          <w:color w:val="111111"/>
+          <w:b/>
+          <w:bCs/>
           <w:sz w:val="22"/>
           <w:szCs w:val="22"/>
         </w:rPr>
-        <w:t xml:space="preserve">Game Server Owner &amp; Community Manager</w:t>
-      </w:r>
-      <w:r>
-        <w:rPr>
-          <w:rFonts w:ascii="Arial" w:cs="Arial" w:eastAsia="Arial" w:hAnsi="Arial"/>
-          <w:color w:val="555555"/>
-          <w:sz w:val="20"/>
-          <w:szCs w:val="20"/>
+        <w:t>Game Server Owner &amp; Community Manager</w:t>
+      </w:r>
+      <w:r>
+        <w:rPr>
+          <w:color w:val="555555"/>
         </w:rPr>
         <w:t xml:space="preserve">  |  </w:t>
       </w:r>
       <w:r>
         <w:rPr>
-          <w:rFonts w:ascii="Arial" w:cs="Arial" w:eastAsia="Arial" w:hAnsi="Arial"/>
           <w:b/>
           <w:bCs/>
           <w:color w:val="1B4F8A"/>
           <w:sz w:val="22"/>
           <w:szCs w:val="22"/>
         </w:rPr>
-        <w:t xml:space="preserve">OreoMC (oreo.gg)</w:t>
-      </w:r>
-      <w:r>
-        <w:rPr>
-          <w:rFonts w:ascii="Arial" w:cs="Arial" w:eastAsia="Arial" w:hAnsi="Arial"/>
-          <w:color w:val="555555"/>
-          <w:sz w:val="20"/>
-          <w:szCs w:val="20"/>
+        <w:t>OreoMC (oreo.gg)</w:t>
+      </w:r>
+      <w:r>
+        <w:rPr>
+          <w:color w:val="555555"/>
         </w:rPr>
         <w:t xml:space="preserve">  |  </w:t>
       </w:r>
       <w:r>
         <w:rPr>
-          <w:rFonts w:ascii="Arial" w:cs="Arial" w:eastAsia="Arial" w:hAnsi="Arial"/>
           <w:i/>
           <w:iCs/>
           <w:color w:val="555555"/>
-          <w:sz w:val="20"/>
-          <w:szCs w:val="20"/>
-        </w:rPr>
-        <w:t xml:space="preserve">Jan 2020 – Nov 2023</w:t>
+        </w:rPr>
+        <w:t>Jan 2020 – Nov 2023</w:t>
       </w:r>
     </w:p>
     <w:p>
@@ -1125,13 +993,7 @@
         <w:spacing w:before="40" w:after="40"/>
       </w:pPr>
       <w:r>
-        <w:rPr>
-          <w:rFonts w:ascii="Arial" w:cs="Arial" w:eastAsia="Arial" w:hAnsi="Arial"/>
-          <w:color w:val="111111"/>
-          <w:sz w:val="20"/>
-          <w:szCs w:val="20"/>
-        </w:rPr>
-        <w:t xml:space="preserve">Operated a public Minecraft server, managing all server-side administration and community engagement independently.</w:t>
+        <w:t>Operated a public Minecraft server, managing all server-side administration and community engagement independently.</w:t>
       </w:r>
     </w:p>
     <w:p>
@@ -1144,13 +1006,8 @@
         <w:spacing w:before="40" w:after="40"/>
       </w:pPr>
       <w:r>
-        <w:rPr>
-          <w:rFonts w:ascii="Arial" w:cs="Arial" w:eastAsia="Arial" w:hAnsi="Arial"/>
-          <w:color w:val="111111"/>
-          <w:sz w:val="20"/>
-          <w:szCs w:val="20"/>
-        </w:rPr>
-        <w:t xml:space="preserve">Built and maintained an in-game e-commerce store, achieving a 25% increase in revenue and 40% improvement in player retention.</w:t>
+        <w:lastRenderedPageBreak/>
+        <w:t>Built and maintained an in-game e-commerce store, achieving a 25% increase in revenue and 40% improvement in player retention.</w:t>
       </w:r>
     </w:p>
     <w:p>
@@ -1163,13 +1020,7 @@
         <w:spacing w:before="40" w:after="40"/>
       </w:pPr>
       <w:r>
-        <w:rPr>
-          <w:rFonts w:ascii="Arial" w:cs="Arial" w:eastAsia="Arial" w:hAnsi="Arial"/>
-          <w:color w:val="111111"/>
-          <w:sz w:val="20"/>
-          <w:szCs w:val="20"/>
-        </w:rPr>
-        <w:t xml:space="preserve">Drove a 50% increase in server traffic through data-driven social media marketing and Discord community building.</w:t>
+        <w:t>Drove a 50% increase in server traffic through data-driven social media marketing and Discord community building.</w:t>
       </w:r>
     </w:p>
     <w:p>
@@ -1178,54 +1029,42 @@
       </w:pPr>
       <w:r>
         <w:rPr>
-          <w:rFonts w:ascii="Arial" w:cs="Arial" w:eastAsia="Arial" w:hAnsi="Arial"/>
-          <w:b/>
-          <w:bCs/>
-          <w:color w:val="111111"/>
+          <w:b/>
+          <w:bCs/>
           <w:sz w:val="22"/>
           <w:szCs w:val="22"/>
         </w:rPr>
-        <w:t xml:space="preserve">Custom PC Builder</w:t>
-      </w:r>
-      <w:r>
-        <w:rPr>
-          <w:rFonts w:ascii="Arial" w:cs="Arial" w:eastAsia="Arial" w:hAnsi="Arial"/>
-          <w:color w:val="555555"/>
-          <w:sz w:val="20"/>
-          <w:szCs w:val="20"/>
+        <w:t>Custom PC Builder</w:t>
+      </w:r>
+      <w:r>
+        <w:rPr>
+          <w:color w:val="555555"/>
         </w:rPr>
         <w:t xml:space="preserve">  |  </w:t>
       </w:r>
       <w:r>
         <w:rPr>
-          <w:rFonts w:ascii="Arial" w:cs="Arial" w:eastAsia="Arial" w:hAnsi="Arial"/>
           <w:b/>
           <w:bCs/>
           <w:color w:val="1B4F8A"/>
           <w:sz w:val="22"/>
           <w:szCs w:val="22"/>
         </w:rPr>
-        <w:t xml:space="preserve">Personal &amp; Client Projects</w:t>
-      </w:r>
-      <w:r>
-        <w:rPr>
-          <w:rFonts w:ascii="Arial" w:cs="Arial" w:eastAsia="Arial" w:hAnsi="Arial"/>
-          <w:color w:val="555555"/>
-          <w:sz w:val="20"/>
-          <w:szCs w:val="20"/>
+        <w:t>Personal &amp; Client Projects</w:t>
+      </w:r>
+      <w:r>
+        <w:rPr>
+          <w:color w:val="555555"/>
         </w:rPr>
         <w:t xml:space="preserve">  |  </w:t>
       </w:r>
       <w:r>
         <w:rPr>
-          <w:rFonts w:ascii="Arial" w:cs="Arial" w:eastAsia="Arial" w:hAnsi="Arial"/>
           <w:i/>
           <w:iCs/>
           <w:color w:val="555555"/>
-          <w:sz w:val="20"/>
-          <w:szCs w:val="20"/>
-        </w:rPr>
-        <w:t xml:space="preserve">2020 – Present</w:t>
+        </w:rPr>
+        <w:t>2020 – Present</w:t>
       </w:r>
     </w:p>
     <w:p>
@@ -1238,32 +1077,25 @@
         <w:spacing w:before="40" w:after="40"/>
       </w:pPr>
       <w:r>
-        <w:rPr>
-          <w:rFonts w:ascii="Arial" w:cs="Arial" w:eastAsia="Arial" w:hAnsi="Arial"/>
-          <w:color w:val="111111"/>
-          <w:sz w:val="20"/>
-          <w:szCs w:val="20"/>
-        </w:rPr>
-        <w:t xml:space="preserve">Designed and assembled custom PCs for clients – component research, procurement, assembly, OS setup, and post-build testing.</w:t>
+        <w:t>Designed and assembled custom PCs for clients – component research, procurement, assembly, OS setup, and post-build testing.</w:t>
       </w:r>
     </w:p>
     <w:p>
       <w:pPr>
         <w:pBdr>
-          <w:bottom w:val="single" w:color="1B4F8A" w:sz="8" w:space="4"/>
+          <w:bottom w:val="single" w:sz="8" w:space="4" w:color="1B4F8A"/>
         </w:pBdr>
         <w:spacing w:before="260" w:after="80"/>
       </w:pPr>
       <w:r>
         <w:rPr>
-          <w:rFonts w:ascii="Arial" w:cs="Arial" w:eastAsia="Arial" w:hAnsi="Arial"/>
           <w:b/>
           <w:bCs/>
           <w:color w:val="1B4F8A"/>
           <w:sz w:val="24"/>
           <w:szCs w:val="24"/>
         </w:rPr>
-        <w:t xml:space="preserve">EDUCATION</w:t>
+        <w:t>EDUCATION</w:t>
       </w:r>
     </w:p>
     <w:p>
@@ -1272,54 +1104,42 @@
       </w:pPr>
       <w:r>
         <w:rPr>
-          <w:rFonts w:ascii="Arial" w:cs="Arial" w:eastAsia="Arial" w:hAnsi="Arial"/>
-          <w:b/>
-          <w:bCs/>
-          <w:color w:val="111111"/>
+          <w:b/>
+          <w:bCs/>
           <w:sz w:val="22"/>
           <w:szCs w:val="22"/>
         </w:rPr>
-        <w:t xml:space="preserve">Google Data Analytics Certificate</w:t>
-      </w:r>
-      <w:r>
-        <w:rPr>
-          <w:rFonts w:ascii="Arial" w:cs="Arial" w:eastAsia="Arial" w:hAnsi="Arial"/>
-          <w:color w:val="555555"/>
-          <w:sz w:val="20"/>
-          <w:szCs w:val="20"/>
+        <w:t>Google Data Analytics Certificate</w:t>
+      </w:r>
+      <w:r>
+        <w:rPr>
+          <w:color w:val="555555"/>
         </w:rPr>
         <w:t xml:space="preserve">  |  </w:t>
       </w:r>
       <w:r>
         <w:rPr>
-          <w:rFonts w:ascii="Arial" w:cs="Arial" w:eastAsia="Arial" w:hAnsi="Arial"/>
           <w:b/>
           <w:bCs/>
           <w:color w:val="1B4F8A"/>
           <w:sz w:val="22"/>
           <w:szCs w:val="22"/>
         </w:rPr>
-        <w:t xml:space="preserve">Coursera</w:t>
-      </w:r>
-      <w:r>
-        <w:rPr>
-          <w:rFonts w:ascii="Arial" w:cs="Arial" w:eastAsia="Arial" w:hAnsi="Arial"/>
-          <w:color w:val="555555"/>
-          <w:sz w:val="20"/>
-          <w:szCs w:val="20"/>
+        <w:t>Coursera</w:t>
+      </w:r>
+      <w:r>
+        <w:rPr>
+          <w:color w:val="555555"/>
         </w:rPr>
         <w:t xml:space="preserve">  |  </w:t>
       </w:r>
       <w:r>
         <w:rPr>
-          <w:rFonts w:ascii="Arial" w:cs="Arial" w:eastAsia="Arial" w:hAnsi="Arial"/>
           <w:i/>
           <w:iCs/>
           <w:color w:val="555555"/>
-          <w:sz w:val="20"/>
-          <w:szCs w:val="20"/>
-        </w:rPr>
-        <w:t xml:space="preserve">2025 – In Progress</w:t>
+        </w:rPr>
+        <w:t>2025 – In Progress</w:t>
       </w:r>
     </w:p>
     <w:p>
@@ -1332,13 +1152,7 @@
         <w:spacing w:before="40" w:after="40"/>
       </w:pPr>
       <w:r>
-        <w:rPr>
-          <w:rFonts w:ascii="Arial" w:cs="Arial" w:eastAsia="Arial" w:hAnsi="Arial"/>
-          <w:color w:val="111111"/>
-          <w:sz w:val="20"/>
-          <w:szCs w:val="20"/>
-        </w:rPr>
-        <w:t xml:space="preserve">Covering SQL, spreadsheets, Tableau, R, and data storytelling. Currently on Module 4 of 8.</w:t>
+        <w:t>Covering SQL, spreadsheets, Tableau, R, and data storytelling. Currently on Module 4 of 8.</w:t>
       </w:r>
     </w:p>
     <w:p>
@@ -1347,54 +1161,42 @@
       </w:pPr>
       <w:r>
         <w:rPr>
-          <w:rFonts w:ascii="Arial" w:cs="Arial" w:eastAsia="Arial" w:hAnsi="Arial"/>
-          <w:b/>
-          <w:bCs/>
-          <w:color w:val="111111"/>
+          <w:b/>
+          <w:bCs/>
           <w:sz w:val="22"/>
           <w:szCs w:val="22"/>
         </w:rPr>
-        <w:t xml:space="preserve">T-Level in Engineering and Manufacturing</w:t>
-      </w:r>
-      <w:r>
-        <w:rPr>
-          <w:rFonts w:ascii="Arial" w:cs="Arial" w:eastAsia="Arial" w:hAnsi="Arial"/>
-          <w:color w:val="555555"/>
-          <w:sz w:val="20"/>
-          <w:szCs w:val="20"/>
+        <w:t>T-Level in Engineering and Manufacturing</w:t>
+      </w:r>
+      <w:r>
+        <w:rPr>
+          <w:color w:val="555555"/>
         </w:rPr>
         <w:t xml:space="preserve">  |  </w:t>
       </w:r>
       <w:r>
         <w:rPr>
-          <w:rFonts w:ascii="Arial" w:cs="Arial" w:eastAsia="Arial" w:hAnsi="Arial"/>
           <w:b/>
           <w:bCs/>
           <w:color w:val="1B4F8A"/>
           <w:sz w:val="22"/>
           <w:szCs w:val="22"/>
         </w:rPr>
-        <w:t xml:space="preserve">Barking and Dagenham College</w:t>
-      </w:r>
-      <w:r>
-        <w:rPr>
-          <w:rFonts w:ascii="Arial" w:cs="Arial" w:eastAsia="Arial" w:hAnsi="Arial"/>
-          <w:color w:val="555555"/>
-          <w:sz w:val="20"/>
-          <w:szCs w:val="20"/>
+        <w:t>Barking and Dagenham College</w:t>
+      </w:r>
+      <w:r>
+        <w:rPr>
+          <w:color w:val="555555"/>
         </w:rPr>
         <w:t xml:space="preserve">  |  </w:t>
       </w:r>
       <w:r>
         <w:rPr>
-          <w:rFonts w:ascii="Arial" w:cs="Arial" w:eastAsia="Arial" w:hAnsi="Arial"/>
           <w:i/>
           <w:iCs/>
           <w:color w:val="555555"/>
-          <w:sz w:val="20"/>
-          <w:szCs w:val="20"/>
-        </w:rPr>
-        <w:t xml:space="preserve">2023 – 2025</w:t>
+        </w:rPr>
+        <w:t>2023 – 2025</w:t>
       </w:r>
     </w:p>
     <w:p>
@@ -1407,13 +1209,7 @@
         <w:spacing w:before="40" w:after="40"/>
       </w:pPr>
       <w:r>
-        <w:rPr>
-          <w:rFonts w:ascii="Arial" w:cs="Arial" w:eastAsia="Arial" w:hAnsi="Arial"/>
-          <w:color w:val="111111"/>
-          <w:sz w:val="20"/>
-          <w:szCs w:val="20"/>
-        </w:rPr>
-        <w:t xml:space="preserve">Awarded Merit in Occupational Specialism: Maintenance, Installation and Repair.</w:t>
+        <w:t>Awarded Merit in Occupational Specialism: Maintenance, Installation and Repair.</w:t>
       </w:r>
     </w:p>
     <w:p>
@@ -1426,13 +1222,7 @@
         <w:spacing w:before="40" w:after="40"/>
       </w:pPr>
       <w:r>
-        <w:rPr>
-          <w:rFonts w:ascii="Arial" w:cs="Arial" w:eastAsia="Arial" w:hAnsi="Arial"/>
-          <w:color w:val="111111"/>
-          <w:sz w:val="20"/>
-          <w:szCs w:val="20"/>
-        </w:rPr>
-        <w:t xml:space="preserve">Practical training in mechanical &amp; electrical maintenance, CAD modelling, lathes, drills, and mills.</w:t>
+        <w:t>Practical training in mechanical &amp; electrical maintenance, CAD modelling, lathes, drills, and mills.</w:t>
       </w:r>
     </w:p>
     <w:p>
@@ -1441,54 +1231,42 @@
       </w:pPr>
       <w:r>
         <w:rPr>
-          <w:rFonts w:ascii="Arial" w:cs="Arial" w:eastAsia="Arial" w:hAnsi="Arial"/>
-          <w:b/>
-          <w:bCs/>
-          <w:color w:val="111111"/>
+          <w:b/>
+          <w:bCs/>
           <w:sz w:val="22"/>
           <w:szCs w:val="22"/>
         </w:rPr>
-        <w:t xml:space="preserve">GCSEs</w:t>
-      </w:r>
-      <w:r>
-        <w:rPr>
-          <w:rFonts w:ascii="Arial" w:cs="Arial" w:eastAsia="Arial" w:hAnsi="Arial"/>
-          <w:color w:val="555555"/>
-          <w:sz w:val="20"/>
-          <w:szCs w:val="20"/>
+        <w:t>GCSEs</w:t>
+      </w:r>
+      <w:r>
+        <w:rPr>
+          <w:color w:val="555555"/>
         </w:rPr>
         <w:t xml:space="preserve">  |  </w:t>
       </w:r>
       <w:r>
         <w:rPr>
-          <w:rFonts w:ascii="Arial" w:cs="Arial" w:eastAsia="Arial" w:hAnsi="Arial"/>
           <w:b/>
           <w:bCs/>
           <w:color w:val="1B4F8A"/>
           <w:sz w:val="22"/>
           <w:szCs w:val="22"/>
         </w:rPr>
-        <w:t xml:space="preserve">Brampton Manor Academy, London</w:t>
-      </w:r>
-      <w:r>
-        <w:rPr>
-          <w:rFonts w:ascii="Arial" w:cs="Arial" w:eastAsia="Arial" w:hAnsi="Arial"/>
-          <w:color w:val="555555"/>
-          <w:sz w:val="20"/>
-          <w:szCs w:val="20"/>
+        <w:t>Brampton Manor Academy, London</w:t>
+      </w:r>
+      <w:r>
+        <w:rPr>
+          <w:color w:val="555555"/>
         </w:rPr>
         <w:t xml:space="preserve">  |  </w:t>
       </w:r>
       <w:r>
         <w:rPr>
-          <w:rFonts w:ascii="Arial" w:cs="Arial" w:eastAsia="Arial" w:hAnsi="Arial"/>
           <w:i/>
           <w:iCs/>
           <w:color w:val="555555"/>
-          <w:sz w:val="20"/>
-          <w:szCs w:val="20"/>
-        </w:rPr>
-        <w:t xml:space="preserve">Completed 2021</w:t>
+        </w:rPr>
+        <w:t>Completed 2021</w:t>
       </w:r>
     </w:p>
     <w:p>
@@ -1501,32 +1279,25 @@
         <w:spacing w:before="40" w:after="40"/>
       </w:pPr>
       <w:r>
-        <w:rPr>
-          <w:rFonts w:ascii="Arial" w:cs="Arial" w:eastAsia="Arial" w:hAnsi="Arial"/>
-          <w:color w:val="111111"/>
-          <w:sz w:val="20"/>
-          <w:szCs w:val="20"/>
-        </w:rPr>
-        <w:t xml:space="preserve">Mathematics (5), Music (5), English Language (4), Combined Science (4-4), Geography (4), BTEC Engineering: Merit Pass</w:t>
+        <w:t>Mathematics (5), Music (5), English Language (4), Combined Science (4-4), Geography (4), BTEC Engineering: Merit Pass</w:t>
       </w:r>
     </w:p>
     <w:p>
       <w:pPr>
         <w:pBdr>
-          <w:bottom w:val="single" w:color="1B4F8A" w:sz="8" w:space="4"/>
+          <w:bottom w:val="single" w:sz="8" w:space="4" w:color="1B4F8A"/>
         </w:pBdr>
         <w:spacing w:before="260" w:after="80"/>
       </w:pPr>
       <w:r>
         <w:rPr>
-          <w:rFonts w:ascii="Arial" w:cs="Arial" w:eastAsia="Arial" w:hAnsi="Arial"/>
           <w:b/>
           <w:bCs/>
           <w:color w:val="1B4F8A"/>
           <w:sz w:val="24"/>
           <w:szCs w:val="24"/>
         </w:rPr>
-        <w:t xml:space="preserve">PORTFOLIO</w:t>
+        <w:t>PORTFOLIO</w:t>
       </w:r>
     </w:p>
     <w:p>
@@ -1535,45 +1306,38 @@
       </w:pPr>
       <w:r>
         <w:rPr>
-          <w:rFonts w:ascii="Arial" w:cs="Arial" w:eastAsia="Arial" w:hAnsi="Arial"/>
-          <w:color w:val="555555"/>
-          <w:sz w:val="20"/>
-          <w:szCs w:val="20"/>
+          <w:color w:val="555555"/>
         </w:rPr>
         <w:t xml:space="preserve">View my full portfolio including projects, metrics, and skills at </w:t>
       </w:r>
-      <w:hyperlink w:history="1" r:id="rIdoggt5xjiixrn_icotdovb">
+      <w:hyperlink r:id="rId7" w:history="1">
         <w:r>
           <w:rPr>
-            <w:rFonts w:ascii="Arial" w:cs="Arial" w:eastAsia="Arial" w:hAnsi="Arial"/>
             <w:b/>
             <w:bCs/>
             <w:color w:val="1B4F8A"/>
-            <w:sz w:val="20"/>
-            <w:szCs w:val="20"/>
             <w:u w:val="single"/>
           </w:rPr>
-          <w:t xml:space="preserve">akwasi.me</w:t>
+          <w:t>akwasi.me</w:t>
         </w:r>
       </w:hyperlink>
     </w:p>
     <w:p>
       <w:pPr>
         <w:pBdr>
-          <w:bottom w:val="single" w:color="1B4F8A" w:sz="8" w:space="4"/>
+          <w:bottom w:val="single" w:sz="8" w:space="4" w:color="1B4F8A"/>
         </w:pBdr>
         <w:spacing w:before="260" w:after="80"/>
       </w:pPr>
       <w:r>
         <w:rPr>
-          <w:rFonts w:ascii="Arial" w:cs="Arial" w:eastAsia="Arial" w:hAnsi="Arial"/>
           <w:b/>
           <w:bCs/>
           <w:color w:val="1B4F8A"/>
           <w:sz w:val="24"/>
           <w:szCs w:val="24"/>
         </w:rPr>
-        <w:t xml:space="preserve">KEY STRENGTHS</w:t>
+        <w:t>KEY STRENGTHS</w:t>
       </w:r>
     </w:p>
     <w:p>
@@ -1582,81 +1346,33 @@
       </w:pPr>
       <w:r>
         <w:rPr>
-          <w:rFonts w:ascii="Arial" w:cs="Arial" w:eastAsia="Arial" w:hAnsi="Arial"/>
           <w:b/>
           <w:bCs/>
           <w:color w:val="1B4F8A"/>
-          <w:sz w:val="20"/>
-          <w:szCs w:val="20"/>
-        </w:rPr>
-        <w:t xml:space="preserve">Self-Starter &amp; Entrepreneur</w:t>
-      </w:r>
-      <w:r>
-        <w:rPr>
-          <w:rFonts w:ascii="Arial" w:cs="Arial" w:eastAsia="Arial" w:hAnsi="Arial"/>
-          <w:color w:val="111111"/>
-          <w:sz w:val="20"/>
-          <w:szCs w:val="20"/>
-        </w:rPr>
+        </w:rPr>
+        <w:t>Self-Starter &amp; Entrepreneur</w:t>
+      </w:r>
+      <w:r>
         <w:t xml:space="preserve">  •  Analytical Mindset  •  Team Collaborator  •  Fast Learner  •  Problem Solver  •  Detail-Oriented</w:t>
       </w:r>
     </w:p>
     <w:sectPr>
-      <w:pgSz w:w="11906" w:h="16838" w:orient="portrait"/>
+      <w:pgSz w:w="11906" w:h="16838"/>
       <w:pgMar w:top="1000" w:right="1100" w:bottom="1000" w:left="1100" w:header="708" w:footer="708" w:gutter="0"/>
-      <w:pgNumType/>
+      <w:cols w:space="720"/>
       <w:docGrid w:linePitch="360"/>
     </w:sectPr>
   </w:body>
 </w:document>
 </file>
 
-<file path=word/comments.xml><?xml version="1.0" encoding="utf-8"?>
-<w:comments xmlns:cx="http://schemas.microsoft.com/office/drawing/2014/chartex" xmlns:cx1="http://schemas.microsoft.com/office/drawing/2015/9/8/chartex" xmlns:cx2="http://schemas.microsoft.com/office/drawing/2015/10/21/chartex" xmlns:cx3="http://schemas.microsoft.com/office/drawing/2016/5/9/chartex" xmlns:cx4="http://schemas.microsoft.com/office/drawing/2016/5/10/chartex" xmlns:cx5="http://schemas.microsoft.com/office/drawing/2016/5/11/chartex" xmlns:cx6="http://schemas.microsoft.com/office/drawing/2016/5/12/chartex" xmlns:cx7="http://schemas.microsoft.com/office/drawing/2016/5/13/chartex" xmlns:cx8="http://schemas.microsoft.com/office/drawing/2016/5/14/chartex" xmlns:mc="http://schemas.openxmlformats.org/markup-compatibility/2006" xmlns:aink="http://schemas.microsoft.com/office/drawing/2016/ink" xmlns:am3d="http://schemas.microsoft.com/office/drawing/2017/model3d" xmlns:o="urn:schemas-microsoft-com:office:office" xmlns:r="http://schemas.openxmlformats.org/officeDocument/2006/relationships" xmlns:m="http://schemas.openxmlformats.org/officeDocument/2006/math" xmlns:v="urn:schemas-microsoft-com:vml" xmlns:wp14="http://schemas.microsoft.com/office/word/2010/wordprocessingDrawing" xmlns:wp="http://schemas.openxmlformats.org/drawingml/2006/wordprocessingDrawing" xmlns:w10="urn:schemas-microsoft-com:office:word" xmlns:w="http://schemas.openxmlformats.org/wordprocessingml/2006/main" xmlns:w14="http://schemas.microsoft.com/office/word/2010/wordml" xmlns:w15="http://schemas.microsoft.com/office/word/2012/wordml" xmlns:w16cex="http://schemas.microsoft.com/office/word/2018/wordml/cex" xmlns:w16cid="http://schemas.microsoft.com/office/word/2016/wordml/cid" xmlns:w16="http://schemas.microsoft.com/office/word/2018/wordml" xmlns:w16sdtdh="http://schemas.microsoft.com/office/word/2020/wordml/sdtdatahash" xmlns:w16se="http://schemas.microsoft.com/office/word/2015/wordml/symex" xmlns:wpg="http://schemas.microsoft.com/office/word/2010/wordprocessingGroup" xmlns:wpi="http://schemas.microsoft.com/office/word/2010/wordprocessingInk" xmlns:wne="http://schemas.microsoft.com/office/word/2006/wordml" xmlns:wps="http://schemas.microsoft.com/office/word/2010/wordprocessingShape"/>
-</file>
-
-<file path=word/footnotes.xml><?xml version="1.0" encoding="utf-8"?>
-<w:footnotes xmlns:wpc="http://schemas.microsoft.com/office/word/2010/wordprocessingCanvas" xmlns:mc="http://schemas.openxmlformats.org/markup-compatibility/2006" xmlns:o="urn:schemas-microsoft-com:office:office" xmlns:r="http://schemas.openxmlformats.org/officeDocument/2006/relationships" xmlns:m="http://schemas.openxmlformats.org/officeDocument/2006/math" xmlns:v="urn:schemas-microsoft-com:vml" xmlns:wp14="http://schemas.microsoft.com/office/word/2010/wordprocessingDrawing" xmlns:wp="http://schemas.openxmlformats.org/drawingml/2006/wordprocessingDrawing" xmlns:w10="urn:schemas-microsoft-com:office:word" xmlns:w="http://schemas.openxmlformats.org/wordprocessingml/2006/main" xmlns:w14="http://schemas.microsoft.com/office/word/2010/wordml" xmlns:w15="http://schemas.microsoft.com/office/word/2012/wordml" xmlns:wpg="http://schemas.microsoft.com/office/word/2010/wordprocessingGroup" xmlns:wpi="http://schemas.microsoft.com/office/word/2010/wordprocessingInk" xmlns:wne="http://schemas.microsoft.com/office/word/2006/wordml" xmlns:wps="http://schemas.microsoft.com/office/word/2010/wordprocessingShape" mc:Ignorable="w14 w15 wp14">
-  <w:footnote w:type="separator" w:id="-1">
-    <w:p>
-      <w:pPr>
-        <w:spacing w:after="0" w:line="240" w:lineRule="auto"/>
-      </w:pPr>
-      <w:r>
-        <w:rPr>
-          <w:rStyle w:val="FootnoteReference"/>
-        </w:rPr>
-        <w:footnoteRef/>
-      </w:r>
-      <w:r>
-        <w:separator/>
-      </w:r>
-    </w:p>
-  </w:footnote>
-  <w:footnote w:type="continuationSeparator" w:id="0">
-    <w:p>
-      <w:pPr>
-        <w:spacing w:after="0" w:line="240" w:lineRule="auto"/>
-      </w:pPr>
-      <w:r>
-        <w:rPr>
-          <w:rStyle w:val="FootnoteReference"/>
-        </w:rPr>
-        <w:footnoteRef/>
-      </w:r>
-      <w:r>
-        <w:continuationSeparator/>
-      </w:r>
-    </w:p>
-  </w:footnote>
-</w:footnotes>
-</file>
-
 <file path=word/numbering.xml><?xml version="1.0" encoding="utf-8"?>
-<w:numbering xmlns:wpc="http://schemas.microsoft.com/office/word/2010/wordprocessingCanvas" xmlns:mc="http://schemas.openxmlformats.org/markup-compatibility/2006" xmlns:o="urn:schemas-microsoft-com:office:office" xmlns:r="http://schemas.openxmlformats.org/officeDocument/2006/relationships" xmlns:m="http://schemas.openxmlformats.org/officeDocument/2006/math" xmlns:v="urn:schemas-microsoft-com:vml" xmlns:wp14="http://schemas.microsoft.com/office/word/2010/wordprocessingDrawing" xmlns:wp="http://schemas.openxmlformats.org/drawingml/2006/wordprocessingDrawing" xmlns:w10="urn:schemas-microsoft-com:office:word" xmlns:w="http://schemas.openxmlformats.org/wordprocessingml/2006/main" xmlns:w14="http://schemas.microsoft.com/office/word/2010/wordml" xmlns:w15="http://schemas.microsoft.com/office/word/2012/wordml" xmlns:wpg="http://schemas.microsoft.com/office/word/2010/wordprocessingGroup" xmlns:wpi="http://schemas.microsoft.com/office/word/2010/wordprocessingInk" xmlns:wne="http://schemas.microsoft.com/office/word/2006/wordml" xmlns:wps="http://schemas.microsoft.com/office/word/2010/wordprocessingShape" mc:Ignorable="w14 w15 wp14">
-  <w:abstractNum w:abstractNumId="1" w15:restartNumberingAfterBreak="0">
+<w:numbering xmlns:wpc="http://schemas.microsoft.com/office/word/2010/wordprocessingCanvas" xmlns:cx="http://schemas.microsoft.com/office/drawing/2014/chartex" xmlns:cx1="http://schemas.microsoft.com/office/drawing/2015/9/8/chartex" xmlns:cx2="http://schemas.microsoft.com/office/drawing/2015/10/21/chartex" xmlns:cx3="http://schemas.microsoft.com/office/drawing/2016/5/9/chartex" xmlns:cx4="http://schemas.microsoft.com/office/drawing/2016/5/10/chartex" xmlns:cx5="http://schemas.microsoft.com/office/drawing/2016/5/11/chartex" xmlns:cx6="http://schemas.microsoft.com/office/drawing/2016/5/12/chartex" xmlns:cx7="http://schemas.microsoft.com/office/drawing/2016/5/13/chartex" xmlns:cx8="http://schemas.microsoft.com/office/drawing/2016/5/14/chartex" xmlns:mc="http://schemas.openxmlformats.org/markup-compatibility/2006" xmlns:aink="http://schemas.microsoft.com/office/drawing/2016/ink" xmlns:am3d="http://schemas.microsoft.com/office/drawing/2017/model3d" xmlns:o="urn:schemas-microsoft-com:office:office" xmlns:oel="http://schemas.microsoft.com/office/2019/extlst" xmlns:r="http://schemas.openxmlformats.org/officeDocument/2006/relationships" xmlns:m="http://schemas.openxmlformats.org/officeDocument/2006/math" xmlns:v="urn:schemas-microsoft-com:vml" xmlns:wp14="http://schemas.microsoft.com/office/word/2010/wordprocessingDrawing" xmlns:wp="http://schemas.openxmlformats.org/drawingml/2006/wordprocessingDrawing" xmlns:w10="urn:schemas-microsoft-com:office:word" xmlns:w="http://schemas.openxmlformats.org/wordprocessingml/2006/main" xmlns:w14="http://schemas.microsoft.com/office/word/2010/wordml" xmlns:w15="http://schemas.microsoft.com/office/word/2012/wordml" xmlns:w16cex="http://schemas.microsoft.com/office/word/2018/wordml/cex" xmlns:w16cid="http://schemas.microsoft.com/office/word/2016/wordml/cid" xmlns:w16="http://schemas.microsoft.com/office/word/2018/wordml" xmlns:w16du="http://schemas.microsoft.com/office/word/2023/wordml/word16du" xmlns:w16sdtdh="http://schemas.microsoft.com/office/word/2020/wordml/sdtdatahash" xmlns:w16sdtfl="http://schemas.microsoft.com/office/word/2024/wordml/sdtformatlock" xmlns:w16se="http://schemas.microsoft.com/office/word/2015/wordml/symex" xmlns:wpg="http://schemas.microsoft.com/office/word/2010/wordprocessingGroup" xmlns:wpi="http://schemas.microsoft.com/office/word/2010/wordprocessingInk" xmlns:wne="http://schemas.microsoft.com/office/word/2006/wordml" xmlns:wps="http://schemas.microsoft.com/office/word/2010/wordprocessingShape" mc:Ignorable="w14 w15 w16se w16cid w16 w16cex w16sdtdh w16sdtfl w16du wp14">
+  <w:abstractNum w:abstractNumId="0" w15:restartNumberingAfterBreak="0">
+    <w:nsid w:val="0DDC682C"/>
     <w:multiLevelType w:val="hybridMultilevel"/>
-    <w:lvl w:ilvl="0" w15:tentative="1">
+    <w:tmpl w:val="1E1207AC"/>
+    <w:lvl w:ilvl="0" w:tplc="9250A52A">
       <w:start w:val="1"/>
       <w:numFmt w:val="bullet"/>
       <w:lvlText w:val="●"/>
@@ -1665,7 +1381,7 @@
         <w:ind w:left="720" w:hanging="360"/>
       </w:pPr>
     </w:lvl>
-    <w:lvl w:ilvl="1" w15:tentative="1">
+    <w:lvl w:ilvl="1" w:tplc="B414F440">
       <w:start w:val="1"/>
       <w:numFmt w:val="bullet"/>
       <w:lvlText w:val="○"/>
@@ -1674,7 +1390,7 @@
         <w:ind w:left="1440" w:hanging="360"/>
       </w:pPr>
     </w:lvl>
-    <w:lvl w:ilvl="2" w15:tentative="1">
+    <w:lvl w:ilvl="2" w:tplc="EDAEDA2C">
       <w:start w:val="1"/>
       <w:numFmt w:val="bullet"/>
       <w:lvlText w:val="■"/>
@@ -1683,7 +1399,7 @@
         <w:ind w:left="2160" w:hanging="360"/>
       </w:pPr>
     </w:lvl>
-    <w:lvl w:ilvl="3" w15:tentative="1">
+    <w:lvl w:ilvl="3" w:tplc="63F8AF1C">
       <w:start w:val="1"/>
       <w:numFmt w:val="bullet"/>
       <w:lvlText w:val="●"/>
@@ -1692,7 +1408,7 @@
         <w:ind w:left="2880" w:hanging="360"/>
       </w:pPr>
     </w:lvl>
-    <w:lvl w:ilvl="4" w15:tentative="1">
+    <w:lvl w:ilvl="4" w:tplc="5DE0CB80">
       <w:start w:val="1"/>
       <w:numFmt w:val="bullet"/>
       <w:lvlText w:val="○"/>
@@ -1701,7 +1417,7 @@
         <w:ind w:left="3600" w:hanging="360"/>
       </w:pPr>
     </w:lvl>
-    <w:lvl w:ilvl="5" w15:tentative="1">
+    <w:lvl w:ilvl="5" w:tplc="79C4B2F4">
       <w:start w:val="1"/>
       <w:numFmt w:val="bullet"/>
       <w:lvlText w:val="■"/>
@@ -1710,7 +1426,7 @@
         <w:ind w:left="4320" w:hanging="360"/>
       </w:pPr>
     </w:lvl>
-    <w:lvl w:ilvl="6" w15:tentative="1">
+    <w:lvl w:ilvl="6" w:tplc="C2E8BA42">
       <w:start w:val="1"/>
       <w:numFmt w:val="bullet"/>
       <w:lvlText w:val="●"/>
@@ -1719,7 +1435,7 @@
         <w:ind w:left="5040" w:hanging="360"/>
       </w:pPr>
     </w:lvl>
-    <w:lvl w:ilvl="7" w15:tentative="1">
+    <w:lvl w:ilvl="7" w:tplc="EF10BFC2">
       <w:start w:val="1"/>
       <w:numFmt w:val="bullet"/>
       <w:lvlText w:val="●"/>
@@ -1728,7 +1444,7 @@
         <w:ind w:left="5760" w:hanging="360"/>
       </w:pPr>
     </w:lvl>
-    <w:lvl w:ilvl="8" w15:tentative="1">
+    <w:lvl w:ilvl="8" w:tplc="F72AA11A">
       <w:start w:val="1"/>
       <w:numFmt w:val="bullet"/>
       <w:lvlText w:val="●"/>
@@ -1738,9 +1454,11 @@
       </w:pPr>
     </w:lvl>
   </w:abstractNum>
-  <w:abstractNum w:abstractNumId="2" w15:restartNumberingAfterBreak="0">
+  <w:abstractNum w:abstractNumId="1" w15:restartNumberingAfterBreak="0">
+    <w:nsid w:val="3743534D"/>
     <w:multiLevelType w:val="hybridMultilevel"/>
-    <w:lvl w:ilvl="0" w15:tentative="1">
+    <w:tmpl w:val="FDC05BFC"/>
+    <w:lvl w:ilvl="0" w:tplc="62DAB54C">
       <w:start w:val="1"/>
       <w:numFmt w:val="bullet"/>
       <w:lvlText w:val="•"/>
@@ -1749,15 +1467,55 @@
         <w:ind w:left="480" w:hanging="280"/>
       </w:pPr>
     </w:lvl>
+    <w:lvl w:ilvl="1" w:tplc="A4D4CB0C">
+      <w:numFmt w:val="decimal"/>
+      <w:lvlText w:val=""/>
+      <w:lvlJc w:val="left"/>
+    </w:lvl>
+    <w:lvl w:ilvl="2" w:tplc="34502DBA">
+      <w:numFmt w:val="decimal"/>
+      <w:lvlText w:val=""/>
+      <w:lvlJc w:val="left"/>
+    </w:lvl>
+    <w:lvl w:ilvl="3" w:tplc="A810DF28">
+      <w:numFmt w:val="decimal"/>
+      <w:lvlText w:val=""/>
+      <w:lvlJc w:val="left"/>
+    </w:lvl>
+    <w:lvl w:ilvl="4" w:tplc="A09E48D2">
+      <w:numFmt w:val="decimal"/>
+      <w:lvlText w:val=""/>
+      <w:lvlJc w:val="left"/>
+    </w:lvl>
+    <w:lvl w:ilvl="5" w:tplc="2CFAC844">
+      <w:numFmt w:val="decimal"/>
+      <w:lvlText w:val=""/>
+      <w:lvlJc w:val="left"/>
+    </w:lvl>
+    <w:lvl w:ilvl="6" w:tplc="4E382974">
+      <w:numFmt w:val="decimal"/>
+      <w:lvlText w:val=""/>
+      <w:lvlJc w:val="left"/>
+    </w:lvl>
+    <w:lvl w:ilvl="7" w:tplc="945C36FA">
+      <w:numFmt w:val="decimal"/>
+      <w:lvlText w:val=""/>
+      <w:lvlJc w:val="left"/>
+    </w:lvl>
+    <w:lvl w:ilvl="8" w:tplc="6B2E3D32">
+      <w:numFmt w:val="decimal"/>
+      <w:lvlText w:val=""/>
+      <w:lvlJc w:val="left"/>
+    </w:lvl>
   </w:abstractNum>
-  <w:num w:numId="1">
-    <w:abstractNumId w:val="1"/>
+  <w:num w:numId="1" w16cid:durableId="1444573593">
+    <w:abstractNumId w:val="0"/>
     <w:lvlOverride w:ilvl="0">
       <w:startOverride w:val="1"/>
     </w:lvlOverride>
   </w:num>
-  <w:num w:numId="2">
-    <w:abstractNumId w:val="2"/>
+  <w:num w:numId="2" w16cid:durableId="1472361120">
+    <w:abstractNumId w:val="1"/>
     <w:lvlOverride w:ilvl="0">
       <w:startOverride w:val="1"/>
     </w:lvlOverride>
@@ -1766,33 +1524,406 @@
 </file>
 
 <file path=word/styles.xml><?xml version="1.0" encoding="utf-8"?>
-<w:styles xmlns:mc="http://schemas.openxmlformats.org/markup-compatibility/2006" xmlns:r="http://schemas.openxmlformats.org/officeDocument/2006/relationships" xmlns:w="http://schemas.openxmlformats.org/wordprocessingml/2006/main" xmlns:w14="http://schemas.microsoft.com/office/word/2010/wordml" xmlns:w15="http://schemas.microsoft.com/office/word/2012/wordml" mc:Ignorable="w14 w15">
+<w:styles xmlns:mc="http://schemas.openxmlformats.org/markup-compatibility/2006" xmlns:r="http://schemas.openxmlformats.org/officeDocument/2006/relationships" xmlns:w="http://schemas.openxmlformats.org/wordprocessingml/2006/main" xmlns:w14="http://schemas.microsoft.com/office/word/2010/wordml" xmlns:w15="http://schemas.microsoft.com/office/word/2012/wordml" xmlns:w16cex="http://schemas.microsoft.com/office/word/2018/wordml/cex" xmlns:w16cid="http://schemas.microsoft.com/office/word/2016/wordml/cid" xmlns:w16="http://schemas.microsoft.com/office/word/2018/wordml" xmlns:w16du="http://schemas.microsoft.com/office/word/2023/wordml/word16du" xmlns:w16sdtdh="http://schemas.microsoft.com/office/word/2020/wordml/sdtdatahash" xmlns:w16sdtfl="http://schemas.microsoft.com/office/word/2024/wordml/sdtformatlock" xmlns:w16se="http://schemas.microsoft.com/office/word/2015/wordml/symex" mc:Ignorable="w14 w15 w16se w16cid w16 w16cex w16sdtdh w16sdtfl w16du">
   <w:docDefaults>
     <w:rPrDefault>
       <w:rPr>
-        <w:rFonts w:ascii="Arial" w:cs="Arial" w:eastAsia="Arial" w:hAnsi="Arial"/>
+        <w:rFonts w:ascii="Arial" w:eastAsia="Arial" w:hAnsi="Arial" w:cs="Arial"/>
         <w:color w:val="111111"/>
-        <w:sz w:val="20"/>
-        <w:szCs w:val="20"/>
+        <w:lang w:val="en-GB" w:eastAsia="en-GB" w:bidi="ar-SA"/>
       </w:rPr>
     </w:rPrDefault>
     <w:pPrDefault/>
   </w:docDefaults>
-  <w:style w:type="paragraph" w:styleId="Title">
-    <w:name w:val="Title"/>
-    <w:basedOn w:val="Normal"/>
-    <w:next w:val="Normal"/>
+  <w:latentStyles w:defLockedState="0" w:defUIPriority="99" w:defSemiHidden="0" w:defUnhideWhenUsed="0" w:defQFormat="0" w:count="376">
+    <w:lsdException w:name="Normal" w:uiPriority="0" w:qFormat="1"/>
+    <w:lsdException w:name="heading 1" w:uiPriority="9" w:qFormat="1"/>
+    <w:lsdException w:name="heading 2" w:semiHidden="1" w:uiPriority="9" w:unhideWhenUsed="1" w:qFormat="1"/>
+    <w:lsdException w:name="heading 3" w:semiHidden="1" w:uiPriority="9" w:unhideWhenUsed="1" w:qFormat="1"/>
+    <w:lsdException w:name="heading 4" w:semiHidden="1" w:uiPriority="9" w:unhideWhenUsed="1" w:qFormat="1"/>
+    <w:lsdException w:name="heading 5" w:semiHidden="1" w:uiPriority="9" w:unhideWhenUsed="1" w:qFormat="1"/>
+    <w:lsdException w:name="heading 6" w:semiHidden="1" w:uiPriority="9" w:unhideWhenUsed="1" w:qFormat="1"/>
+    <w:lsdException w:name="heading 7" w:semiHidden="1" w:uiPriority="9" w:unhideWhenUsed="1" w:qFormat="1"/>
+    <w:lsdException w:name="heading 8" w:semiHidden="1" w:uiPriority="9" w:unhideWhenUsed="1" w:qFormat="1"/>
+    <w:lsdException w:name="heading 9" w:semiHidden="1" w:uiPriority="9" w:unhideWhenUsed="1" w:qFormat="1"/>
+    <w:lsdException w:name="index 1" w:semiHidden="1" w:unhideWhenUsed="1"/>
+    <w:lsdException w:name="index 2" w:semiHidden="1" w:unhideWhenUsed="1"/>
+    <w:lsdException w:name="index 3" w:semiHidden="1" w:unhideWhenUsed="1"/>
+    <w:lsdException w:name="index 4" w:semiHidden="1" w:unhideWhenUsed="1"/>
+    <w:lsdException w:name="index 5" w:semiHidden="1" w:unhideWhenUsed="1"/>
+    <w:lsdException w:name="index 6" w:semiHidden="1" w:unhideWhenUsed="1"/>
+    <w:lsdException w:name="index 7" w:semiHidden="1" w:unhideWhenUsed="1"/>
+    <w:lsdException w:name="index 8" w:semiHidden="1" w:unhideWhenUsed="1"/>
+    <w:lsdException w:name="index 9" w:semiHidden="1" w:unhideWhenUsed="1"/>
+    <w:lsdException w:name="toc 1" w:semiHidden="1" w:uiPriority="39" w:unhideWhenUsed="1"/>
+    <w:lsdException w:name="toc 2" w:semiHidden="1" w:uiPriority="39" w:unhideWhenUsed="1"/>
+    <w:lsdException w:name="toc 3" w:semiHidden="1" w:uiPriority="39" w:unhideWhenUsed="1"/>
+    <w:lsdException w:name="toc 4" w:semiHidden="1" w:uiPriority="39" w:unhideWhenUsed="1"/>
+    <w:lsdException w:name="toc 5" w:semiHidden="1" w:uiPriority="39" w:unhideWhenUsed="1"/>
+    <w:lsdException w:name="toc 6" w:semiHidden="1" w:uiPriority="39" w:unhideWhenUsed="1"/>
+    <w:lsdException w:name="toc 7" w:semiHidden="1" w:uiPriority="39" w:unhideWhenUsed="1"/>
+    <w:lsdException w:name="toc 8" w:semiHidden="1" w:uiPriority="39" w:unhideWhenUsed="1"/>
+    <w:lsdException w:name="toc 9" w:semiHidden="1" w:uiPriority="39" w:unhideWhenUsed="1"/>
+    <w:lsdException w:name="Normal Indent" w:semiHidden="1" w:unhideWhenUsed="1"/>
+    <w:lsdException w:name="footnote text" w:semiHidden="1" w:unhideWhenUsed="1"/>
+    <w:lsdException w:name="annotation text" w:semiHidden="1" w:unhideWhenUsed="1"/>
+    <w:lsdException w:name="header" w:semiHidden="1" w:unhideWhenUsed="1"/>
+    <w:lsdException w:name="footer" w:semiHidden="1" w:unhideWhenUsed="1"/>
+    <w:lsdException w:name="index heading" w:semiHidden="1" w:unhideWhenUsed="1"/>
+    <w:lsdException w:name="caption" w:semiHidden="1" w:uiPriority="35" w:unhideWhenUsed="1" w:qFormat="1"/>
+    <w:lsdException w:name="table of figures" w:semiHidden="1" w:unhideWhenUsed="1"/>
+    <w:lsdException w:name="envelope address" w:semiHidden="1" w:unhideWhenUsed="1"/>
+    <w:lsdException w:name="envelope return" w:semiHidden="1" w:unhideWhenUsed="1"/>
+    <w:lsdException w:name="footnote reference" w:semiHidden="1" w:unhideWhenUsed="1"/>
+    <w:lsdException w:name="annotation reference" w:semiHidden="1" w:unhideWhenUsed="1"/>
+    <w:lsdException w:name="line number" w:semiHidden="1" w:unhideWhenUsed="1"/>
+    <w:lsdException w:name="page number" w:semiHidden="1" w:unhideWhenUsed="1"/>
+    <w:lsdException w:name="endnote reference" w:semiHidden="1" w:unhideWhenUsed="1"/>
+    <w:lsdException w:name="endnote text" w:semiHidden="1" w:unhideWhenUsed="1"/>
+    <w:lsdException w:name="table of authorities" w:semiHidden="1" w:unhideWhenUsed="1"/>
+    <w:lsdException w:name="macro" w:semiHidden="1" w:unhideWhenUsed="1"/>
+    <w:lsdException w:name="toa heading" w:semiHidden="1" w:unhideWhenUsed="1"/>
+    <w:lsdException w:name="List" w:semiHidden="1" w:unhideWhenUsed="1"/>
+    <w:lsdException w:name="List Bullet" w:semiHidden="1" w:unhideWhenUsed="1"/>
+    <w:lsdException w:name="List Number" w:semiHidden="1" w:unhideWhenUsed="1"/>
+    <w:lsdException w:name="List 2" w:semiHidden="1" w:unhideWhenUsed="1"/>
+    <w:lsdException w:name="List 3" w:semiHidden="1" w:unhideWhenUsed="1"/>
+    <w:lsdException w:name="List 4" w:semiHidden="1" w:unhideWhenUsed="1"/>
+    <w:lsdException w:name="List 5" w:semiHidden="1" w:unhideWhenUsed="1"/>
+    <w:lsdException w:name="List Bullet 2" w:semiHidden="1" w:unhideWhenUsed="1"/>
+    <w:lsdException w:name="List Bullet 3" w:semiHidden="1" w:unhideWhenUsed="1"/>
+    <w:lsdException w:name="List Bullet 4" w:semiHidden="1" w:unhideWhenUsed="1"/>
+    <w:lsdException w:name="List Bullet 5" w:semiHidden="1" w:unhideWhenUsed="1"/>
+    <w:lsdException w:name="List Number 2" w:semiHidden="1" w:unhideWhenUsed="1"/>
+    <w:lsdException w:name="List Number 3" w:semiHidden="1" w:unhideWhenUsed="1"/>
+    <w:lsdException w:name="List Number 4" w:semiHidden="1" w:unhideWhenUsed="1"/>
+    <w:lsdException w:name="List Number 5" w:semiHidden="1" w:unhideWhenUsed="1"/>
+    <w:lsdException w:name="Title" w:uiPriority="10" w:qFormat="1"/>
+    <w:lsdException w:name="Closing" w:semiHidden="1" w:unhideWhenUsed="1"/>
+    <w:lsdException w:name="Signature" w:semiHidden="1" w:unhideWhenUsed="1"/>
+    <w:lsdException w:name="Default Paragraph Font" w:semiHidden="1" w:uiPriority="1" w:unhideWhenUsed="1"/>
+    <w:lsdException w:name="Body Text" w:semiHidden="1" w:unhideWhenUsed="1"/>
+    <w:lsdException w:name="Body Text Indent" w:semiHidden="1" w:unhideWhenUsed="1"/>
+    <w:lsdException w:name="List Continue" w:semiHidden="1" w:unhideWhenUsed="1"/>
+    <w:lsdException w:name="List Continue 2" w:semiHidden="1" w:unhideWhenUsed="1"/>
+    <w:lsdException w:name="List Continue 3" w:semiHidden="1" w:unhideWhenUsed="1"/>
+    <w:lsdException w:name="List Continue 4" w:semiHidden="1" w:unhideWhenUsed="1"/>
+    <w:lsdException w:name="List Continue 5" w:semiHidden="1" w:unhideWhenUsed="1"/>
+    <w:lsdException w:name="Message Header" w:semiHidden="1" w:unhideWhenUsed="1"/>
+    <w:lsdException w:name="Subtitle" w:uiPriority="11" w:qFormat="1"/>
+    <w:lsdException w:name="Salutation" w:semiHidden="1" w:unhideWhenUsed="1"/>
+    <w:lsdException w:name="Date" w:semiHidden="1" w:unhideWhenUsed="1"/>
+    <w:lsdException w:name="Body Text First Indent" w:semiHidden="1" w:unhideWhenUsed="1"/>
+    <w:lsdException w:name="Body Text First Indent 2" w:semiHidden="1" w:unhideWhenUsed="1"/>
+    <w:lsdException w:name="Note Heading" w:semiHidden="1" w:unhideWhenUsed="1"/>
+    <w:lsdException w:name="Body Text 2" w:semiHidden="1" w:unhideWhenUsed="1"/>
+    <w:lsdException w:name="Body Text 3" w:semiHidden="1" w:unhideWhenUsed="1"/>
+    <w:lsdException w:name="Body Text Indent 2" w:semiHidden="1" w:unhideWhenUsed="1"/>
+    <w:lsdException w:name="Body Text Indent 3" w:semiHidden="1" w:unhideWhenUsed="1"/>
+    <w:lsdException w:name="Block Text" w:semiHidden="1" w:unhideWhenUsed="1"/>
+    <w:lsdException w:name="Hyperlink" w:semiHidden="1" w:unhideWhenUsed="1"/>
+    <w:lsdException w:name="FollowedHyperlink" w:semiHidden="1" w:unhideWhenUsed="1"/>
+    <w:lsdException w:name="Strong" w:uiPriority="22" w:qFormat="1"/>
+    <w:lsdException w:name="Emphasis" w:uiPriority="20" w:qFormat="1"/>
+    <w:lsdException w:name="Document Map" w:semiHidden="1" w:unhideWhenUsed="1"/>
+    <w:lsdException w:name="Plain Text" w:semiHidden="1" w:unhideWhenUsed="1"/>
+    <w:lsdException w:name="E-mail Signature" w:semiHidden="1" w:unhideWhenUsed="1"/>
+    <w:lsdException w:name="HTML Top of Form" w:semiHidden="1" w:unhideWhenUsed="1"/>
+    <w:lsdException w:name="HTML Bottom of Form" w:semiHidden="1" w:unhideWhenUsed="1"/>
+    <w:lsdException w:name="Normal (Web)" w:semiHidden="1" w:unhideWhenUsed="1"/>
+    <w:lsdException w:name="HTML Acronym" w:semiHidden="1" w:unhideWhenUsed="1"/>
+    <w:lsdException w:name="HTML Address" w:semiHidden="1" w:unhideWhenUsed="1"/>
+    <w:lsdException w:name="HTML Cite" w:semiHidden="1" w:unhideWhenUsed="1"/>
+    <w:lsdException w:name="HTML Code" w:semiHidden="1" w:unhideWhenUsed="1"/>
+    <w:lsdException w:name="HTML Definition" w:semiHidden="1" w:unhideWhenUsed="1"/>
+    <w:lsdException w:name="HTML Keyboard" w:semiHidden="1" w:unhideWhenUsed="1"/>
+    <w:lsdException w:name="HTML Preformatted" w:semiHidden="1" w:unhideWhenUsed="1"/>
+    <w:lsdException w:name="HTML Sample" w:semiHidden="1" w:unhideWhenUsed="1"/>
+    <w:lsdException w:name="HTML Typewriter" w:semiHidden="1" w:unhideWhenUsed="1"/>
+    <w:lsdException w:name="HTML Variable" w:semiHidden="1" w:unhideWhenUsed="1"/>
+    <w:lsdException w:name="Normal Table" w:semiHidden="1" w:unhideWhenUsed="1"/>
+    <w:lsdException w:name="annotation subject" w:semiHidden="1" w:unhideWhenUsed="1"/>
+    <w:lsdException w:name="No List" w:semiHidden="1" w:unhideWhenUsed="1"/>
+    <w:lsdException w:name="Outline List 1" w:semiHidden="1" w:unhideWhenUsed="1"/>
+    <w:lsdException w:name="Outline List 2" w:semiHidden="1" w:unhideWhenUsed="1"/>
+    <w:lsdException w:name="Outline List 3" w:semiHidden="1" w:unhideWhenUsed="1"/>
+    <w:lsdException w:name="Table Simple 1" w:semiHidden="1" w:unhideWhenUsed="1"/>
+    <w:lsdException w:name="Table Simple 2" w:semiHidden="1" w:unhideWhenUsed="1"/>
+    <w:lsdException w:name="Table Simple 3" w:semiHidden="1" w:unhideWhenUsed="1"/>
+    <w:lsdException w:name="Table Classic 1" w:semiHidden="1" w:unhideWhenUsed="1"/>
+    <w:lsdException w:name="Table Classic 2" w:semiHidden="1" w:unhideWhenUsed="1"/>
+    <w:lsdException w:name="Table Classic 3" w:semiHidden="1" w:unhideWhenUsed="1"/>
+    <w:lsdException w:name="Table Classic 4" w:semiHidden="1" w:unhideWhenUsed="1"/>
+    <w:lsdException w:name="Table Colorful 1" w:semiHidden="1" w:unhideWhenUsed="1"/>
+    <w:lsdException w:name="Table Colorful 2" w:semiHidden="1" w:unhideWhenUsed="1"/>
+    <w:lsdException w:name="Table Colorful 3" w:semiHidden="1" w:unhideWhenUsed="1"/>
+    <w:lsdException w:name="Table Columns 1" w:semiHidden="1" w:unhideWhenUsed="1"/>
+    <w:lsdException w:name="Table Columns 2" w:semiHidden="1" w:unhideWhenUsed="1"/>
+    <w:lsdException w:name="Table Columns 3" w:semiHidden="1" w:unhideWhenUsed="1"/>
+    <w:lsdException w:name="Table Columns 4" w:semiHidden="1" w:unhideWhenUsed="1"/>
+    <w:lsdException w:name="Table Columns 5" w:semiHidden="1" w:unhideWhenUsed="1"/>
+    <w:lsdException w:name="Table Grid 1" w:semiHidden="1" w:unhideWhenUsed="1"/>
+    <w:lsdException w:name="Table Grid 2" w:semiHidden="1" w:unhideWhenUsed="1"/>
+    <w:lsdException w:name="Table Grid 3" w:semiHidden="1" w:unhideWhenUsed="1"/>
+    <w:lsdException w:name="Table Grid 4" w:semiHidden="1" w:unhideWhenUsed="1"/>
+    <w:lsdException w:name="Table Grid 5" w:semiHidden="1" w:unhideWhenUsed="1"/>
+    <w:lsdException w:name="Table Grid 6" w:semiHidden="1" w:unhideWhenUsed="1"/>
+    <w:lsdException w:name="Table Grid 7" w:semiHidden="1" w:unhideWhenUsed="1"/>
+    <w:lsdException w:name="Table Grid 8" w:semiHidden="1" w:unhideWhenUsed="1"/>
+    <w:lsdException w:name="Table List 1" w:semiHidden="1" w:unhideWhenUsed="1"/>
+    <w:lsdException w:name="Table List 2" w:semiHidden="1" w:unhideWhenUsed="1"/>
+    <w:lsdException w:name="Table List 3" w:semiHidden="1" w:unhideWhenUsed="1"/>
+    <w:lsdException w:name="Table List 4" w:semiHidden="1" w:unhideWhenUsed="1"/>
+    <w:lsdException w:name="Table List 5" w:semiHidden="1" w:unhideWhenUsed="1"/>
+    <w:lsdException w:name="Table List 6" w:semiHidden="1" w:unhideWhenUsed="1"/>
+    <w:lsdException w:name="Table List 7" w:semiHidden="1" w:unhideWhenUsed="1"/>
+    <w:lsdException w:name="Table List 8" w:semiHidden="1" w:unhideWhenUsed="1"/>
+    <w:lsdException w:name="Table 3D effects 1" w:semiHidden="1" w:unhideWhenUsed="1"/>
+    <w:lsdException w:name="Table 3D effects 2" w:semiHidden="1" w:unhideWhenUsed="1"/>
+    <w:lsdException w:name="Table 3D effects 3" w:semiHidden="1" w:unhideWhenUsed="1"/>
+    <w:lsdException w:name="Table Contemporary" w:semiHidden="1" w:unhideWhenUsed="1"/>
+    <w:lsdException w:name="Table Elegant" w:semiHidden="1" w:unhideWhenUsed="1"/>
+    <w:lsdException w:name="Table Professional" w:semiHidden="1" w:unhideWhenUsed="1"/>
+    <w:lsdException w:name="Table Subtle 1" w:semiHidden="1" w:unhideWhenUsed="1"/>
+    <w:lsdException w:name="Table Subtle 2" w:semiHidden="1" w:unhideWhenUsed="1"/>
+    <w:lsdException w:name="Table Web 1" w:semiHidden="1" w:unhideWhenUsed="1"/>
+    <w:lsdException w:name="Table Web 2" w:semiHidden="1" w:unhideWhenUsed="1"/>
+    <w:lsdException w:name="Table Web 3" w:semiHidden="1" w:unhideWhenUsed="1"/>
+    <w:lsdException w:name="Balloon Text" w:semiHidden="1" w:unhideWhenUsed="1"/>
+    <w:lsdException w:name="Table Grid" w:uiPriority="39"/>
+    <w:lsdException w:name="Table Theme" w:semiHidden="1" w:unhideWhenUsed="1"/>
+    <w:lsdException w:name="Placeholder Text" w:semiHidden="1"/>
+    <w:lsdException w:name="No Spacing" w:uiPriority="1" w:qFormat="1"/>
+    <w:lsdException w:name="Light Shading" w:uiPriority="60"/>
+    <w:lsdException w:name="Light List" w:uiPriority="61"/>
+    <w:lsdException w:name="Light Grid" w:uiPriority="62"/>
+    <w:lsdException w:name="Medium Shading 1" w:uiPriority="63"/>
+    <w:lsdException w:name="Medium Shading 2" w:uiPriority="64"/>
+    <w:lsdException w:name="Medium List 1" w:uiPriority="65"/>
+    <w:lsdException w:name="Medium List 2" w:uiPriority="66"/>
+    <w:lsdException w:name="Medium Grid 1" w:uiPriority="67"/>
+    <w:lsdException w:name="Medium Grid 2" w:uiPriority="68"/>
+    <w:lsdException w:name="Medium Grid 3" w:uiPriority="69"/>
+    <w:lsdException w:name="Dark List" w:uiPriority="70"/>
+    <w:lsdException w:name="Colorful Shading" w:uiPriority="71"/>
+    <w:lsdException w:name="Colorful List" w:uiPriority="72"/>
+    <w:lsdException w:name="Colorful Grid" w:uiPriority="73"/>
+    <w:lsdException w:name="Light Shading Accent 1" w:uiPriority="60"/>
+    <w:lsdException w:name="Light List Accent 1" w:uiPriority="61"/>
+    <w:lsdException w:name="Light Grid Accent 1" w:uiPriority="62"/>
+    <w:lsdException w:name="Medium Shading 1 Accent 1" w:uiPriority="63"/>
+    <w:lsdException w:name="Medium Shading 2 Accent 1" w:uiPriority="64"/>
+    <w:lsdException w:name="Medium List 1 Accent 1" w:uiPriority="65"/>
+    <w:lsdException w:name="Revision" w:semiHidden="1"/>
+    <w:lsdException w:name="List Paragraph" w:uiPriority="34" w:qFormat="1"/>
+    <w:lsdException w:name="Quote" w:uiPriority="29" w:qFormat="1"/>
+    <w:lsdException w:name="Intense Quote" w:uiPriority="30" w:qFormat="1"/>
+    <w:lsdException w:name="Medium List 2 Accent 1" w:uiPriority="66"/>
+    <w:lsdException w:name="Medium Grid 1 Accent 1" w:uiPriority="67"/>
+    <w:lsdException w:name="Medium Grid 2 Accent 1" w:uiPriority="68"/>
+    <w:lsdException w:name="Medium Grid 3 Accent 1" w:uiPriority="69"/>
+    <w:lsdException w:name="Dark List Accent 1" w:uiPriority="70"/>
+    <w:lsdException w:name="Colorful Shading Accent 1" w:uiPriority="71"/>
+    <w:lsdException w:name="Colorful List Accent 1" w:uiPriority="72"/>
+    <w:lsdException w:name="Colorful Grid Accent 1" w:uiPriority="73"/>
+    <w:lsdException w:name="Light Shading Accent 2" w:uiPriority="60"/>
+    <w:lsdException w:name="Light List Accent 2" w:uiPriority="61"/>
+    <w:lsdException w:name="Light Grid Accent 2" w:uiPriority="62"/>
+    <w:lsdException w:name="Medium Shading 1 Accent 2" w:uiPriority="63"/>
+    <w:lsdException w:name="Medium Shading 2 Accent 2" w:uiPriority="64"/>
+    <w:lsdException w:name="Medium List 1 Accent 2" w:uiPriority="65"/>
+    <w:lsdException w:name="Medium List 2 Accent 2" w:uiPriority="66"/>
+    <w:lsdException w:name="Medium Grid 1 Accent 2" w:uiPriority="67"/>
+    <w:lsdException w:name="Medium Grid 2 Accent 2" w:uiPriority="68"/>
+    <w:lsdException w:name="Medium Grid 3 Accent 2" w:uiPriority="69"/>
+    <w:lsdException w:name="Dark List Accent 2" w:uiPriority="70"/>
+    <w:lsdException w:name="Colorful Shading Accent 2" w:uiPriority="71"/>
+    <w:lsdException w:name="Colorful List Accent 2" w:uiPriority="72"/>
+    <w:lsdException w:name="Colorful Grid Accent 2" w:uiPriority="73"/>
+    <w:lsdException w:name="Light Shading Accent 3" w:uiPriority="60"/>
+    <w:lsdException w:name="Light List Accent 3" w:uiPriority="61"/>
+    <w:lsdException w:name="Light Grid Accent 3" w:uiPriority="62"/>
+    <w:lsdException w:name="Medium Shading 1 Accent 3" w:uiPriority="63"/>
+    <w:lsdException w:name="Medium Shading 2 Accent 3" w:uiPriority="64"/>
+    <w:lsdException w:name="Medium List 1 Accent 3" w:uiPriority="65"/>
+    <w:lsdException w:name="Medium List 2 Accent 3" w:uiPriority="66"/>
+    <w:lsdException w:name="Medium Grid 1 Accent 3" w:uiPriority="67"/>
+    <w:lsdException w:name="Medium Grid 2 Accent 3" w:uiPriority="68"/>
+    <w:lsdException w:name="Medium Grid 3 Accent 3" w:uiPriority="69"/>
+    <w:lsdException w:name="Dark List Accent 3" w:uiPriority="70"/>
+    <w:lsdException w:name="Colorful Shading Accent 3" w:uiPriority="71"/>
+    <w:lsdException w:name="Colorful List Accent 3" w:uiPriority="72"/>
+    <w:lsdException w:name="Colorful Grid Accent 3" w:uiPriority="73"/>
+    <w:lsdException w:name="Light Shading Accent 4" w:uiPriority="60"/>
+    <w:lsdException w:name="Light List Accent 4" w:uiPriority="61"/>
+    <w:lsdException w:name="Light Grid Accent 4" w:uiPriority="62"/>
+    <w:lsdException w:name="Medium Shading 1 Accent 4" w:uiPriority="63"/>
+    <w:lsdException w:name="Medium Shading 2 Accent 4" w:uiPriority="64"/>
+    <w:lsdException w:name="Medium List 1 Accent 4" w:uiPriority="65"/>
+    <w:lsdException w:name="Medium List 2 Accent 4" w:uiPriority="66"/>
+    <w:lsdException w:name="Medium Grid 1 Accent 4" w:uiPriority="67"/>
+    <w:lsdException w:name="Medium Grid 2 Accent 4" w:uiPriority="68"/>
+    <w:lsdException w:name="Medium Grid 3 Accent 4" w:uiPriority="69"/>
+    <w:lsdException w:name="Dark List Accent 4" w:uiPriority="70"/>
+    <w:lsdException w:name="Colorful Shading Accent 4" w:uiPriority="71"/>
+    <w:lsdException w:name="Colorful List Accent 4" w:uiPriority="72"/>
+    <w:lsdException w:name="Colorful Grid Accent 4" w:uiPriority="73"/>
+    <w:lsdException w:name="Light Shading Accent 5" w:uiPriority="60"/>
+    <w:lsdException w:name="Light List Accent 5" w:uiPriority="61"/>
+    <w:lsdException w:name="Light Grid Accent 5" w:uiPriority="62"/>
+    <w:lsdException w:name="Medium Shading 1 Accent 5" w:uiPriority="63"/>
+    <w:lsdException w:name="Medium Shading 2 Accent 5" w:uiPriority="64"/>
+    <w:lsdException w:name="Medium List 1 Accent 5" w:uiPriority="65"/>
+    <w:lsdException w:name="Medium List 2 Accent 5" w:uiPriority="66"/>
+    <w:lsdException w:name="Medium Grid 1 Accent 5" w:uiPriority="67"/>
+    <w:lsdException w:name="Medium Grid 2 Accent 5" w:uiPriority="68"/>
+    <w:lsdException w:name="Medium Grid 3 Accent 5" w:uiPriority="69"/>
+    <w:lsdException w:name="Dark List Accent 5" w:uiPriority="70"/>
+    <w:lsdException w:name="Colorful Shading Accent 5" w:uiPriority="71"/>
+    <w:lsdException w:name="Colorful List Accent 5" w:uiPriority="72"/>
+    <w:lsdException w:name="Colorful Grid Accent 5" w:uiPriority="73"/>
+    <w:lsdException w:name="Light Shading Accent 6" w:uiPriority="60"/>
+    <w:lsdException w:name="Light List Accent 6" w:uiPriority="61"/>
+    <w:lsdException w:name="Light Grid Accent 6" w:uiPriority="62"/>
+    <w:lsdException w:name="Medium Shading 1 Accent 6" w:uiPriority="63"/>
+    <w:lsdException w:name="Medium Shading 2 Accent 6" w:uiPriority="64"/>
+    <w:lsdException w:name="Medium List 1 Accent 6" w:uiPriority="65"/>
+    <w:lsdException w:name="Medium List 2 Accent 6" w:uiPriority="66"/>
+    <w:lsdException w:name="Medium Grid 1 Accent 6" w:uiPriority="67"/>
+    <w:lsdException w:name="Medium Grid 2 Accent 6" w:uiPriority="68"/>
+    <w:lsdException w:name="Medium Grid 3 Accent 6" w:uiPriority="69"/>
+    <w:lsdException w:name="Dark List Accent 6" w:uiPriority="70"/>
+    <w:lsdException w:name="Colorful Shading Accent 6" w:uiPriority="71"/>
+    <w:lsdException w:name="Colorful List Accent 6" w:uiPriority="72"/>
+    <w:lsdException w:name="Colorful Grid Accent 6" w:uiPriority="73"/>
+    <w:lsdException w:name="Subtle Emphasis" w:uiPriority="19" w:qFormat="1"/>
+    <w:lsdException w:name="Intense Emphasis" w:uiPriority="21" w:qFormat="1"/>
+    <w:lsdException w:name="Subtle Reference" w:uiPriority="31" w:qFormat="1"/>
+    <w:lsdException w:name="Intense Reference" w:uiPriority="32" w:qFormat="1"/>
+    <w:lsdException w:name="Book Title" w:uiPriority="33" w:qFormat="1"/>
+    <w:lsdException w:name="Bibliography" w:semiHidden="1" w:uiPriority="37" w:unhideWhenUsed="1"/>
+    <w:lsdException w:name="TOC Heading" w:semiHidden="1" w:uiPriority="39" w:unhideWhenUsed="1" w:qFormat="1"/>
+    <w:lsdException w:name="Plain Table 1" w:uiPriority="41"/>
+    <w:lsdException w:name="Plain Table 2" w:uiPriority="42"/>
+    <w:lsdException w:name="Plain Table 3" w:uiPriority="43"/>
+    <w:lsdException w:name="Plain Table 4" w:uiPriority="44"/>
+    <w:lsdException w:name="Plain Table 5" w:uiPriority="45"/>
+    <w:lsdException w:name="Grid Table Light" w:uiPriority="40"/>
+    <w:lsdException w:name="Grid Table 1 Light" w:uiPriority="46"/>
+    <w:lsdException w:name="Grid Table 2" w:uiPriority="47"/>
+    <w:lsdException w:name="Grid Table 3" w:uiPriority="48"/>
+    <w:lsdException w:name="Grid Table 4" w:uiPriority="49"/>
+    <w:lsdException w:name="Grid Table 5 Dark" w:uiPriority="50"/>
+    <w:lsdException w:name="Grid Table 6 Colorful" w:uiPriority="51"/>
+    <w:lsdException w:name="Grid Table 7 Colorful" w:uiPriority="52"/>
+    <w:lsdException w:name="Grid Table 1 Light Accent 1" w:uiPriority="46"/>
+    <w:lsdException w:name="Grid Table 2 Accent 1" w:uiPriority="47"/>
+    <w:lsdException w:name="Grid Table 3 Accent 1" w:uiPriority="48"/>
+    <w:lsdException w:name="Grid Table 4 Accent 1" w:uiPriority="49"/>
+    <w:lsdException w:name="Grid Table 5 Dark Accent 1" w:uiPriority="50"/>
+    <w:lsdException w:name="Grid Table 6 Colorful Accent 1" w:uiPriority="51"/>
+    <w:lsdException w:name="Grid Table 7 Colorful Accent 1" w:uiPriority="52"/>
+    <w:lsdException w:name="Grid Table 1 Light Accent 2" w:uiPriority="46"/>
+    <w:lsdException w:name="Grid Table 2 Accent 2" w:uiPriority="47"/>
+    <w:lsdException w:name="Grid Table 3 Accent 2" w:uiPriority="48"/>
+    <w:lsdException w:name="Grid Table 4 Accent 2" w:uiPriority="49"/>
+    <w:lsdException w:name="Grid Table 5 Dark Accent 2" w:uiPriority="50"/>
+    <w:lsdException w:name="Grid Table 6 Colorful Accent 2" w:uiPriority="51"/>
+    <w:lsdException w:name="Grid Table 7 Colorful Accent 2" w:uiPriority="52"/>
+    <w:lsdException w:name="Grid Table 1 Light Accent 3" w:uiPriority="46"/>
+    <w:lsdException w:name="Grid Table 2 Accent 3" w:uiPriority="47"/>
+    <w:lsdException w:name="Grid Table 3 Accent 3" w:uiPriority="48"/>
+    <w:lsdException w:name="Grid Table 4 Accent 3" w:uiPriority="49"/>
+    <w:lsdException w:name="Grid Table 5 Dark Accent 3" w:uiPriority="50"/>
+    <w:lsdException w:name="Grid Table 6 Colorful Accent 3" w:uiPriority="51"/>
+    <w:lsdException w:name="Grid Table 7 Colorful Accent 3" w:uiPriority="52"/>
+    <w:lsdException w:name="Grid Table 1 Light Accent 4" w:uiPriority="46"/>
+    <w:lsdException w:name="Grid Table 2 Accent 4" w:uiPriority="47"/>
+    <w:lsdException w:name="Grid Table 3 Accent 4" w:uiPriority="48"/>
+    <w:lsdException w:name="Grid Table 4 Accent 4" w:uiPriority="49"/>
+    <w:lsdException w:name="Grid Table 5 Dark Accent 4" w:uiPriority="50"/>
+    <w:lsdException w:name="Grid Table 6 Colorful Accent 4" w:uiPriority="51"/>
+    <w:lsdException w:name="Grid Table 7 Colorful Accent 4" w:uiPriority="52"/>
+    <w:lsdException w:name="Grid Table 1 Light Accent 5" w:uiPriority="46"/>
+    <w:lsdException w:name="Grid Table 2 Accent 5" w:uiPriority="47"/>
+    <w:lsdException w:name="Grid Table 3 Accent 5" w:uiPriority="48"/>
+    <w:lsdException w:name="Grid Table 4 Accent 5" w:uiPriority="49"/>
+    <w:lsdException w:name="Grid Table 5 Dark Accent 5" w:uiPriority="50"/>
+    <w:lsdException w:name="Grid Table 6 Colorful Accent 5" w:uiPriority="51"/>
+    <w:lsdException w:name="Grid Table 7 Colorful Accent 5" w:uiPriority="52"/>
+    <w:lsdException w:name="Grid Table 1 Light Accent 6" w:uiPriority="46"/>
+    <w:lsdException w:name="Grid Table 2 Accent 6" w:uiPriority="47"/>
+    <w:lsdException w:name="Grid Table 3 Accent 6" w:uiPriority="48"/>
+    <w:lsdException w:name="Grid Table 4 Accent 6" w:uiPriority="49"/>
+    <w:lsdException w:name="Grid Table 5 Dark Accent 6" w:uiPriority="50"/>
+    <w:lsdException w:name="Grid Table 6 Colorful Accent 6" w:uiPriority="51"/>
+    <w:lsdException w:name="Grid Table 7 Colorful Accent 6" w:uiPriority="52"/>
+    <w:lsdException w:name="List Table 1 Light" w:uiPriority="46"/>
+    <w:lsdException w:name="List Table 2" w:uiPriority="47"/>
+    <w:lsdException w:name="List Table 3" w:uiPriority="48"/>
+    <w:lsdException w:name="List Table 4" w:uiPriority="49"/>
+    <w:lsdException w:name="List Table 5 Dark" w:uiPriority="50"/>
+    <w:lsdException w:name="List Table 6 Colorful" w:uiPriority="51"/>
+    <w:lsdException w:name="List Table 7 Colorful" w:uiPriority="52"/>
+    <w:lsdException w:name="List Table 1 Light Accent 1" w:uiPriority="46"/>
+    <w:lsdException w:name="List Table 2 Accent 1" w:uiPriority="47"/>
+    <w:lsdException w:name="List Table 3 Accent 1" w:uiPriority="48"/>
+    <w:lsdException w:name="List Table 4 Accent 1" w:uiPriority="49"/>
+    <w:lsdException w:name="List Table 5 Dark Accent 1" w:uiPriority="50"/>
+    <w:lsdException w:name="List Table 6 Colorful Accent 1" w:uiPriority="51"/>
+    <w:lsdException w:name="List Table 7 Colorful Accent 1" w:uiPriority="52"/>
+    <w:lsdException w:name="List Table 1 Light Accent 2" w:uiPriority="46"/>
+    <w:lsdException w:name="List Table 2 Accent 2" w:uiPriority="47"/>
+    <w:lsdException w:name="List Table 3 Accent 2" w:uiPriority="48"/>
+    <w:lsdException w:name="List Table 4 Accent 2" w:uiPriority="49"/>
+    <w:lsdException w:name="List Table 5 Dark Accent 2" w:uiPriority="50"/>
+    <w:lsdException w:name="List Table 6 Colorful Accent 2" w:uiPriority="51"/>
+    <w:lsdException w:name="List Table 7 Colorful Accent 2" w:uiPriority="52"/>
+    <w:lsdException w:name="List Table 1 Light Accent 3" w:uiPriority="46"/>
+    <w:lsdException w:name="List Table 2 Accent 3" w:uiPriority="47"/>
+    <w:lsdException w:name="List Table 3 Accent 3" w:uiPriority="48"/>
+    <w:lsdException w:name="List Table 4 Accent 3" w:uiPriority="49"/>
+    <w:lsdException w:name="List Table 5 Dark Accent 3" w:uiPriority="50"/>
+    <w:lsdException w:name="List Table 6 Colorful Accent 3" w:uiPriority="51"/>
+    <w:lsdException w:name="List Table 7 Colorful Accent 3" w:uiPriority="52"/>
+    <w:lsdException w:name="List Table 1 Light Accent 4" w:uiPriority="46"/>
+    <w:lsdException w:name="List Table 2 Accent 4" w:uiPriority="47"/>
+    <w:lsdException w:name="List Table 3 Accent 4" w:uiPriority="48"/>
+    <w:lsdException w:name="List Table 4 Accent 4" w:uiPriority="49"/>
+    <w:lsdException w:name="List Table 5 Dark Accent 4" w:uiPriority="50"/>
+    <w:lsdException w:name="List Table 6 Colorful Accent 4" w:uiPriority="51"/>
+    <w:lsdException w:name="List Table 7 Colorful Accent 4" w:uiPriority="52"/>
+    <w:lsdException w:name="List Table 1 Light Accent 5" w:uiPriority="46"/>
+    <w:lsdException w:name="List Table 2 Accent 5" w:uiPriority="47"/>
+    <w:lsdException w:name="List Table 3 Accent 5" w:uiPriority="48"/>
+    <w:lsdException w:name="List Table 4 Accent 5" w:uiPriority="49"/>
+    <w:lsdException w:name="List Table 5 Dark Accent 5" w:uiPriority="50"/>
+    <w:lsdException w:name="List Table 6 Colorful Accent 5" w:uiPriority="51"/>
+    <w:lsdException w:name="List Table 7 Colorful Accent 5" w:uiPriority="52"/>
+    <w:lsdException w:name="List Table 1 Light Accent 6" w:uiPriority="46"/>
+    <w:lsdException w:name="List Table 2 Accent 6" w:uiPriority="47"/>
+    <w:lsdException w:name="List Table 3 Accent 6" w:uiPriority="48"/>
+    <w:lsdException w:name="List Table 4 Accent 6" w:uiPriority="49"/>
+    <w:lsdException w:name="List Table 5 Dark Accent 6" w:uiPriority="50"/>
+    <w:lsdException w:name="List Table 6 Colorful Accent 6" w:uiPriority="51"/>
+    <w:lsdException w:name="List Table 7 Colorful Accent 6" w:uiPriority="52"/>
+    <w:lsdException w:name="Mention" w:semiHidden="1" w:unhideWhenUsed="1"/>
+    <w:lsdException w:name="Smart Hyperlink" w:semiHidden="1" w:unhideWhenUsed="1"/>
+    <w:lsdException w:name="Hashtag" w:semiHidden="1" w:unhideWhenUsed="1"/>
+    <w:lsdException w:name="Unresolved Mention" w:semiHidden="1" w:unhideWhenUsed="1"/>
+    <w:lsdException w:name="Smart Link" w:semiHidden="1" w:unhideWhenUsed="1"/>
+  </w:latentStyles>
+  <w:style w:type="paragraph" w:default="1" w:styleId="Normal">
+    <w:name w:val="Normal"/>
     <w:qFormat/>
-    <w:rPr>
-      <w:sz w:val="56"/>
-      <w:szCs w:val="56"/>
-    </w:rPr>
   </w:style>
   <w:style w:type="paragraph" w:styleId="Heading1">
-    <w:name w:val="Heading 1"/>
-    <w:basedOn w:val="Normal"/>
-    <w:next w:val="Normal"/>
+    <w:name w:val="heading 1"/>
+    <w:uiPriority w:val="9"/>
     <w:qFormat/>
+    <w:pPr>
+      <w:outlineLvl w:val="0"/>
+    </w:pPr>
     <w:rPr>
       <w:color w:val="2E74B5"/>
       <w:sz w:val="32"/>
@@ -1800,10 +1931,14 @@
     </w:rPr>
   </w:style>
   <w:style w:type="paragraph" w:styleId="Heading2">
-    <w:name w:val="Heading 2"/>
-    <w:basedOn w:val="Normal"/>
-    <w:next w:val="Normal"/>
+    <w:name w:val="heading 2"/>
+    <w:uiPriority w:val="9"/>
+    <w:semiHidden/>
+    <w:unhideWhenUsed/>
     <w:qFormat/>
+    <w:pPr>
+      <w:outlineLvl w:val="1"/>
+    </w:pPr>
     <w:rPr>
       <w:color w:val="2E74B5"/>
       <w:sz w:val="26"/>
@@ -1811,10 +1946,14 @@
     </w:rPr>
   </w:style>
   <w:style w:type="paragraph" w:styleId="Heading3">
-    <w:name w:val="Heading 3"/>
-    <w:basedOn w:val="Normal"/>
-    <w:next w:val="Normal"/>
+    <w:name w:val="heading 3"/>
+    <w:uiPriority w:val="9"/>
+    <w:semiHidden/>
+    <w:unhideWhenUsed/>
     <w:qFormat/>
+    <w:pPr>
+      <w:outlineLvl w:val="2"/>
+    </w:pPr>
     <w:rPr>
       <w:color w:val="1F4D78"/>
       <w:sz w:val="24"/>
@@ -1822,10 +1961,14 @@
     </w:rPr>
   </w:style>
   <w:style w:type="paragraph" w:styleId="Heading4">
-    <w:name w:val="Heading 4"/>
-    <w:basedOn w:val="Normal"/>
-    <w:next w:val="Normal"/>
+    <w:name w:val="heading 4"/>
+    <w:uiPriority w:val="9"/>
+    <w:semiHidden/>
+    <w:unhideWhenUsed/>
     <w:qFormat/>
+    <w:pPr>
+      <w:outlineLvl w:val="3"/>
+    </w:pPr>
     <w:rPr>
       <w:i/>
       <w:iCs/>
@@ -1833,27 +1976,69 @@
     </w:rPr>
   </w:style>
   <w:style w:type="paragraph" w:styleId="Heading5">
-    <w:name w:val="Heading 5"/>
-    <w:basedOn w:val="Normal"/>
-    <w:next w:val="Normal"/>
+    <w:name w:val="heading 5"/>
+    <w:uiPriority w:val="9"/>
+    <w:semiHidden/>
+    <w:unhideWhenUsed/>
     <w:qFormat/>
+    <w:pPr>
+      <w:outlineLvl w:val="4"/>
+    </w:pPr>
     <w:rPr>
       <w:color w:val="2E74B5"/>
     </w:rPr>
   </w:style>
   <w:style w:type="paragraph" w:styleId="Heading6">
-    <w:name w:val="Heading 6"/>
-    <w:basedOn w:val="Normal"/>
-    <w:next w:val="Normal"/>
+    <w:name w:val="heading 6"/>
+    <w:uiPriority w:val="9"/>
+    <w:semiHidden/>
+    <w:unhideWhenUsed/>
     <w:qFormat/>
+    <w:pPr>
+      <w:outlineLvl w:val="5"/>
+    </w:pPr>
     <w:rPr>
       <w:color w:val="1F4D78"/>
     </w:rPr>
   </w:style>
-  <w:style w:type="paragraph" w:styleId="Strong">
-    <w:name w:val="Strong"/>
-    <w:basedOn w:val="Normal"/>
-    <w:next w:val="Normal"/>
+  <w:style w:type="character" w:default="1" w:styleId="DefaultParagraphFont">
+    <w:name w:val="Default Paragraph Font"/>
+    <w:uiPriority w:val="1"/>
+    <w:semiHidden/>
+    <w:unhideWhenUsed/>
+  </w:style>
+  <w:style w:type="table" w:default="1" w:styleId="TableNormal">
+    <w:name w:val="Normal Table"/>
+    <w:uiPriority w:val="99"/>
+    <w:semiHidden/>
+    <w:unhideWhenUsed/>
+    <w:tblPr>
+      <w:tblInd w:w="0" w:type="dxa"/>
+      <w:tblCellMar>
+        <w:top w:w="0" w:type="dxa"/>
+        <w:left w:w="108" w:type="dxa"/>
+        <w:bottom w:w="0" w:type="dxa"/>
+        <w:right w:w="108" w:type="dxa"/>
+      </w:tblCellMar>
+    </w:tblPr>
+  </w:style>
+  <w:style w:type="numbering" w:default="1" w:styleId="NoList">
+    <w:name w:val="No List"/>
+    <w:uiPriority w:val="99"/>
+    <w:semiHidden/>
+    <w:unhideWhenUsed/>
+  </w:style>
+  <w:style w:type="paragraph" w:styleId="Title">
+    <w:name w:val="Title"/>
+    <w:uiPriority w:val="10"/>
+    <w:qFormat/>
+    <w:rPr>
+      <w:sz w:val="56"/>
+      <w:szCs w:val="56"/>
+    </w:rPr>
+  </w:style>
+  <w:style w:type="paragraph" w:customStyle="1" w:styleId="Strong1">
+    <w:name w:val="Strong1"/>
     <w:qFormat/>
     <w:rPr>
       <w:b/>
@@ -1862,12 +2047,10 @@
   </w:style>
   <w:style w:type="paragraph" w:styleId="ListParagraph">
     <w:name w:val="List Paragraph"/>
-    <w:basedOn w:val="Normal"/>
     <w:qFormat/>
   </w:style>
   <w:style w:type="character" w:styleId="Hyperlink">
     <w:name w:val="Hyperlink"/>
-    <w:basedOn w:val="DefaultParagraphFont"/>
     <w:uiPriority w:val="99"/>
     <w:unhideWhenUsed/>
     <w:rPr>
@@ -1877,7 +2060,6 @@
   </w:style>
   <w:style w:type="character" w:styleId="FootnoteReference">
     <w:name w:val="footnote reference"/>
-    <w:basedOn w:val="DefaultParagraphFont"/>
     <w:uiPriority w:val="99"/>
     <w:semiHidden/>
     <w:unhideWhenUsed/>
@@ -1887,22 +2069,13 @@
   </w:style>
   <w:style w:type="paragraph" w:styleId="FootnoteText">
     <w:name w:val="footnote text"/>
-    <w:basedOn w:val="Normal"/>
     <w:link w:val="FootnoteTextChar"/>
     <w:uiPriority w:val="99"/>
     <w:semiHidden/>
     <w:unhideWhenUsed/>
-    <w:pPr>
-      <w:spacing w:after="0" w:line="240" w:lineRule="auto"/>
-    </w:pPr>
-    <w:rPr>
-      <w:sz w:val="20"/>
-      <w:szCs w:val="20"/>
-    </w:rPr>
   </w:style>
-  <w:style w:type="character" w:styleId="FootnoteTextChar">
+  <w:style w:type="character" w:customStyle="1" w:styleId="FootnoteTextChar">
     <w:name w:val="Footnote Text Char"/>
-    <w:basedOn w:val="DefaultParagraphFont"/>
     <w:link w:val="FootnoteText"/>
     <w:uiPriority w:val="99"/>
     <w:semiHidden/>
@@ -1913,4 +2086,319 @@
     </w:rPr>
   </w:style>
 </w:styles>
+</file>
+
+<file path=word/theme/theme1.xml><?xml version="1.0" encoding="utf-8"?>
+<a:theme xmlns:a="http://schemas.openxmlformats.org/drawingml/2006/main" name="Office Theme">
+  <a:themeElements>
+    <a:clrScheme name="Office">
+      <a:dk1>
+        <a:sysClr val="windowText" lastClr="000000"/>
+      </a:dk1>
+      <a:lt1>
+        <a:sysClr val="window" lastClr="FFFFFF"/>
+      </a:lt1>
+      <a:dk2>
+        <a:srgbClr val="0E2841"/>
+      </a:dk2>
+      <a:lt2>
+        <a:srgbClr val="E8E8E8"/>
+      </a:lt2>
+      <a:accent1>
+        <a:srgbClr val="156082"/>
+      </a:accent1>
+      <a:accent2>
+        <a:srgbClr val="E97132"/>
+      </a:accent2>
+      <a:accent3>
+        <a:srgbClr val="196B24"/>
+      </a:accent3>
+      <a:accent4>
+        <a:srgbClr val="0F9ED5"/>
+      </a:accent4>
+      <a:accent5>
+        <a:srgbClr val="A02B93"/>
+      </a:accent5>
+      <a:accent6>
+        <a:srgbClr val="4EA72E"/>
+      </a:accent6>
+      <a:hlink>
+        <a:srgbClr val="467886"/>
+      </a:hlink>
+      <a:folHlink>
+        <a:srgbClr val="96607D"/>
+      </a:folHlink>
+    </a:clrScheme>
+    <a:fontScheme name="Office">
+      <a:majorFont>
+        <a:latin typeface="Aptos Display" panose="02110004020202020204"/>
+        <a:ea typeface=""/>
+        <a:cs typeface=""/>
+        <a:font script="Jpan" typeface="游ゴシック Light"/>
+        <a:font script="Hang" typeface="맑은 고딕"/>
+        <a:font script="Hans" typeface="等线 Light"/>
+        <a:font script="Hant" typeface="新細明體"/>
+        <a:font script="Arab" typeface="Times New Roman"/>
+        <a:font script="Hebr" typeface="Times New Roman"/>
+        <a:font script="Thai" typeface="Angsana New"/>
+        <a:font script="Ethi" typeface="Nyala"/>
+        <a:font script="Beng" typeface="Vrinda"/>
+        <a:font script="Gujr" typeface="Shruti"/>
+        <a:font script="Khmr" typeface="MoolBoran"/>
+        <a:font script="Knda" typeface="Tunga"/>
+        <a:font script="Guru" typeface="Raavi"/>
+        <a:font script="Cans" typeface="Euphemia"/>
+        <a:font script="Cher" typeface="Plantagenet Cherokee"/>
+        <a:font script="Yiii" typeface="Microsoft Yi Baiti"/>
+        <a:font script="Tibt" typeface="Microsoft Himalaya"/>
+        <a:font script="Thaa" typeface="MV Boli"/>
+        <a:font script="Deva" typeface="Mangal"/>
+        <a:font script="Telu" typeface="Gautami"/>
+        <a:font script="Taml" typeface="Latha"/>
+        <a:font script="Syrc" typeface="Estrangelo Edessa"/>
+        <a:font script="Orya" typeface="Kalinga"/>
+        <a:font script="Mlym" typeface="Kartika"/>
+        <a:font script="Laoo" typeface="DokChampa"/>
+        <a:font script="Sinh" typeface="Iskoola Pota"/>
+        <a:font script="Mong" typeface="Mongolian Baiti"/>
+        <a:font script="Viet" typeface="Times New Roman"/>
+        <a:font script="Uigh" typeface="Microsoft Uighur"/>
+        <a:font script="Geor" typeface="Sylfaen"/>
+        <a:font script="Armn" typeface="Arial"/>
+        <a:font script="Bugi" typeface="Leelawadee UI"/>
+        <a:font script="Bopo" typeface="Microsoft JhengHei"/>
+        <a:font script="Java" typeface="Javanese Text"/>
+        <a:font script="Lisu" typeface="Segoe UI"/>
+        <a:font script="Mymr" typeface="Myanmar Text"/>
+        <a:font script="Nkoo" typeface="Ebrima"/>
+        <a:font script="Olck" typeface="Nirmala UI"/>
+        <a:font script="Osma" typeface="Ebrima"/>
+        <a:font script="Phag" typeface="Phagspa"/>
+        <a:font script="Syrn" typeface="Estrangelo Edessa"/>
+        <a:font script="Syrj" typeface="Estrangelo Edessa"/>
+        <a:font script="Syre" typeface="Estrangelo Edessa"/>
+        <a:font script="Sora" typeface="Nirmala UI"/>
+        <a:font script="Tale" typeface="Microsoft Tai Le"/>
+        <a:font script="Talu" typeface="Microsoft New Tai Lue"/>
+        <a:font script="Tfng" typeface="Ebrima"/>
+      </a:majorFont>
+      <a:minorFont>
+        <a:latin typeface="Aptos" panose="02110004020202020204"/>
+        <a:ea typeface=""/>
+        <a:cs typeface=""/>
+        <a:font script="Jpan" typeface="游明朝"/>
+        <a:font script="Hang" typeface="맑은 고딕"/>
+        <a:font script="Hans" typeface="等线"/>
+        <a:font script="Hant" typeface="新細明體"/>
+        <a:font script="Arab" typeface="Arial"/>
+        <a:font script="Hebr" typeface="Arial"/>
+        <a:font script="Thai" typeface="Cordia New"/>
+        <a:font script="Ethi" typeface="Nyala"/>
+        <a:font script="Beng" typeface="Vrinda"/>
+        <a:font script="Gujr" typeface="Shruti"/>
+        <a:font script="Khmr" typeface="DaunPenh"/>
+        <a:font script="Knda" typeface="Tunga"/>
+        <a:font script="Guru" typeface="Raavi"/>
+        <a:font script="Cans" typeface="Euphemia"/>
+        <a:font script="Cher" typeface="Plantagenet Cherokee"/>
+        <a:font script="Yiii" typeface="Microsoft Yi Baiti"/>
+        <a:font script="Tibt" typeface="Microsoft Himalaya"/>
+        <a:font script="Thaa" typeface="MV Boli"/>
+        <a:font script="Deva" typeface="Mangal"/>
+        <a:font script="Telu" typeface="Gautami"/>
+        <a:font script="Taml" typeface="Latha"/>
+        <a:font script="Syrc" typeface="Estrangelo Edessa"/>
+        <a:font script="Orya" typeface="Kalinga"/>
+        <a:font script="Mlym" typeface="Kartika"/>
+        <a:font script="Laoo" typeface="DokChampa"/>
+        <a:font script="Sinh" typeface="Iskoola Pota"/>
+        <a:font script="Mong" typeface="Mongolian Baiti"/>
+        <a:font script="Viet" typeface="Arial"/>
+        <a:font script="Uigh" typeface="Microsoft Uighur"/>
+        <a:font script="Geor" typeface="Sylfaen"/>
+        <a:font script="Armn" typeface="Arial"/>
+        <a:font script="Bugi" typeface="Leelawadee UI"/>
+        <a:font script="Bopo" typeface="Microsoft JhengHei"/>
+        <a:font script="Java" typeface="Javanese Text"/>
+        <a:font script="Lisu" typeface="Segoe UI"/>
+        <a:font script="Mymr" typeface="Myanmar Text"/>
+        <a:font script="Nkoo" typeface="Ebrima"/>
+        <a:font script="Olck" typeface="Nirmala UI"/>
+        <a:font script="Osma" typeface="Ebrima"/>
+        <a:font script="Phag" typeface="Phagspa"/>
+        <a:font script="Syrn" typeface="Estrangelo Edessa"/>
+        <a:font script="Syrj" typeface="Estrangelo Edessa"/>
+        <a:font script="Syre" typeface="Estrangelo Edessa"/>
+        <a:font script="Sora" typeface="Nirmala UI"/>
+        <a:font script="Tale" typeface="Microsoft Tai Le"/>
+        <a:font script="Talu" typeface="Microsoft New Tai Lue"/>
+        <a:font script="Tfng" typeface="Ebrima"/>
+      </a:minorFont>
+    </a:fontScheme>
+    <a:fmtScheme name="Office">
+      <a:fillStyleLst>
+        <a:solidFill>
+          <a:schemeClr val="phClr"/>
+        </a:solidFill>
+        <a:gradFill rotWithShape="1">
+          <a:gsLst>
+            <a:gs pos="0">
+              <a:schemeClr val="phClr">
+                <a:lumMod val="110000"/>
+                <a:satMod val="105000"/>
+                <a:tint val="67000"/>
+              </a:schemeClr>
+            </a:gs>
+            <a:gs pos="50000">
+              <a:schemeClr val="phClr">
+                <a:lumMod val="105000"/>
+                <a:satMod val="103000"/>
+                <a:tint val="73000"/>
+              </a:schemeClr>
+            </a:gs>
+            <a:gs pos="100000">
+              <a:schemeClr val="phClr">
+                <a:lumMod val="105000"/>
+                <a:satMod val="109000"/>
+                <a:tint val="81000"/>
+              </a:schemeClr>
+            </a:gs>
+          </a:gsLst>
+          <a:lin ang="5400000" scaled="0"/>
+        </a:gradFill>
+        <a:gradFill rotWithShape="1">
+          <a:gsLst>
+            <a:gs pos="0">
+              <a:schemeClr val="phClr">
+                <a:satMod val="103000"/>
+                <a:lumMod val="102000"/>
+                <a:tint val="94000"/>
+              </a:schemeClr>
+            </a:gs>
+            <a:gs pos="50000">
+              <a:schemeClr val="phClr">
+                <a:satMod val="110000"/>
+                <a:lumMod val="100000"/>
+                <a:shade val="100000"/>
+              </a:schemeClr>
+            </a:gs>
+            <a:gs pos="100000">
+              <a:schemeClr val="phClr">
+                <a:lumMod val="99000"/>
+                <a:satMod val="120000"/>
+                <a:shade val="78000"/>
+              </a:schemeClr>
+            </a:gs>
+          </a:gsLst>
+          <a:lin ang="5400000" scaled="0"/>
+        </a:gradFill>
+      </a:fillStyleLst>
+      <a:lnStyleLst>
+        <a:ln w="12700" cap="flat" cmpd="sng" algn="ctr">
+          <a:solidFill>
+            <a:schemeClr val="phClr"/>
+          </a:solidFill>
+          <a:prstDash val="solid"/>
+          <a:miter lim="800000"/>
+        </a:ln>
+        <a:ln w="19050" cap="flat" cmpd="sng" algn="ctr">
+          <a:solidFill>
+            <a:schemeClr val="phClr"/>
+          </a:solidFill>
+          <a:prstDash val="solid"/>
+          <a:miter lim="800000"/>
+        </a:ln>
+        <a:ln w="25400" cap="flat" cmpd="sng" algn="ctr">
+          <a:solidFill>
+            <a:schemeClr val="phClr"/>
+          </a:solidFill>
+          <a:prstDash val="solid"/>
+          <a:miter lim="800000"/>
+        </a:ln>
+      </a:lnStyleLst>
+      <a:effectStyleLst>
+        <a:effectStyle>
+          <a:effectLst/>
+        </a:effectStyle>
+        <a:effectStyle>
+          <a:effectLst/>
+        </a:effectStyle>
+        <a:effectStyle>
+          <a:effectLst>
+            <a:outerShdw blurRad="57150" dist="19050" dir="5400000" algn="ctr" rotWithShape="0">
+              <a:srgbClr val="000000">
+                <a:alpha val="63000"/>
+              </a:srgbClr>
+            </a:outerShdw>
+          </a:effectLst>
+        </a:effectStyle>
+      </a:effectStyleLst>
+      <a:bgFillStyleLst>
+        <a:solidFill>
+          <a:schemeClr val="phClr"/>
+        </a:solidFill>
+        <a:solidFill>
+          <a:schemeClr val="phClr">
+            <a:tint val="95000"/>
+            <a:satMod val="170000"/>
+          </a:schemeClr>
+        </a:solidFill>
+        <a:gradFill rotWithShape="1">
+          <a:gsLst>
+            <a:gs pos="0">
+              <a:schemeClr val="phClr">
+                <a:tint val="93000"/>
+                <a:satMod val="150000"/>
+                <a:shade val="98000"/>
+                <a:lumMod val="102000"/>
+              </a:schemeClr>
+            </a:gs>
+            <a:gs pos="50000">
+              <a:schemeClr val="phClr">
+                <a:tint val="98000"/>
+                <a:satMod val="130000"/>
+                <a:shade val="90000"/>
+                <a:lumMod val="103000"/>
+              </a:schemeClr>
+            </a:gs>
+            <a:gs pos="100000">
+              <a:schemeClr val="phClr">
+                <a:shade val="63000"/>
+                <a:satMod val="120000"/>
+              </a:schemeClr>
+            </a:gs>
+          </a:gsLst>
+          <a:lin ang="5400000" scaled="0"/>
+        </a:gradFill>
+      </a:bgFillStyleLst>
+    </a:fmtScheme>
+  </a:themeElements>
+  <a:objectDefaults>
+    <a:lnDef>
+      <a:spPr/>
+      <a:bodyPr/>
+      <a:lstStyle/>
+      <a:style>
+        <a:lnRef idx="2">
+          <a:schemeClr val="accent1"/>
+        </a:lnRef>
+        <a:fillRef idx="0">
+          <a:schemeClr val="accent1"/>
+        </a:fillRef>
+        <a:effectRef idx="1">
+          <a:schemeClr val="accent1"/>
+        </a:effectRef>
+        <a:fontRef idx="minor">
+          <a:schemeClr val="tx1"/>
+        </a:fontRef>
+      </a:style>
+    </a:lnDef>
+  </a:objectDefaults>
+  <a:extraClrSchemeLst/>
+  <a:extLst>
+    <a:ext uri="{05A4C25C-085E-4340-85A3-A5531E510DB2}">
+      <thm15:themeFamily xmlns:thm15="http://schemas.microsoft.com/office/thememl/2012/main" name="Office Theme" id="{2E142A2C-CD16-42D6-873A-C26D2A0506FA}" vid="{1BDDFF52-6CD6-40A5-AB3C-68EB2F1E4D0A}"/>
+    </a:ext>
+  </a:extLst>
+</a:theme>
 </file>